--- a/templates/HQE_lettera_intenti_cococo.docx
+++ b/templates/HQE_lettera_intenti_cococo.docx
@@ -1,6 +1,6 @@
 
 <file path=word/document.xml><?xml version="1.0" encoding="utf-8"?>
-<w:document xmlns:wpc="http://schemas.microsoft.com/office/word/2010/wordprocessingCanvas" xmlns:cx="http://schemas.microsoft.com/office/drawing/2014/chartex" xmlns:cx1="http://schemas.microsoft.com/office/drawing/2015/9/8/chartex" xmlns:cx2="http://schemas.microsoft.com/office/drawing/2015/10/21/chartex" xmlns:cx3="http://schemas.microsoft.com/office/drawing/2016/5/9/chartex" xmlns:cx4="http://schemas.microsoft.com/office/drawing/2016/5/10/chartex" xmlns:cx5="http://schemas.microsoft.com/office/drawing/2016/5/11/chartex" xmlns:cx6="http://schemas.microsoft.com/office/drawing/2016/5/12/chartex" xmlns:cx7="http://schemas.microsoft.com/office/drawing/2016/5/13/chartex" xmlns:cx8="http://schemas.microsoft.com/office/drawing/2016/5/14/chartex" xmlns:mc="http://schemas.openxmlformats.org/markup-compatibility/2006" xmlns:aink="http://schemas.microsoft.com/office/drawing/2016/ink" xmlns:am3d="http://schemas.microsoft.com/office/drawing/2017/model3d" xmlns:o="urn:schemas-microsoft-com:office:office" xmlns:r="http://schemas.openxmlformats.org/officeDocument/2006/relationships" xmlns:m="http://schemas.openxmlformats.org/officeDocument/2006/math" xmlns:v="urn:schemas-microsoft-com:vml" xmlns:wp14="http://schemas.microsoft.com/office/word/2010/wordprocessingDrawing" xmlns:wp="http://schemas.openxmlformats.org/drawingml/2006/wordprocessingDrawing" xmlns:w10="urn:schemas-microsoft-com:office:word" xmlns:w="http://schemas.openxmlformats.org/wordprocessingml/2006/main" xmlns:w14="http://schemas.microsoft.com/office/word/2010/wordml" xmlns:w15="http://schemas.microsoft.com/office/word/2012/wordml" xmlns:w16cex="http://schemas.microsoft.com/office/word/2018/wordml/cex" xmlns:w16cid="http://schemas.microsoft.com/office/word/2016/wordml/cid" xmlns:w16="http://schemas.microsoft.com/office/word/2018/wordml" xmlns:w16sdtdh="http://schemas.microsoft.com/office/word/2020/wordml/sdtdatahash" xmlns:w16se="http://schemas.microsoft.com/office/word/2015/wordml/symex" xmlns:wpg="http://schemas.microsoft.com/office/word/2010/wordprocessingGroup" xmlns:wpi="http://schemas.microsoft.com/office/word/2010/wordprocessingInk" xmlns:wne="http://schemas.microsoft.com/office/word/2006/wordml" xmlns:wps="http://schemas.microsoft.com/office/word/2010/wordprocessingShape" mc:Ignorable="w14 w15 w16se w16cid w16 w16cex w16sdtdh wp14">
+<w:document xmlns:wpc="http://schemas.microsoft.com/office/word/2010/wordprocessingCanvas" xmlns:cx="http://schemas.microsoft.com/office/drawing/2014/chartex" xmlns:cx1="http://schemas.microsoft.com/office/drawing/2015/9/8/chartex" xmlns:cx2="http://schemas.microsoft.com/office/drawing/2015/10/21/chartex" xmlns:cx3="http://schemas.microsoft.com/office/drawing/2016/5/9/chartex" xmlns:cx4="http://schemas.microsoft.com/office/drawing/2016/5/10/chartex" xmlns:cx5="http://schemas.microsoft.com/office/drawing/2016/5/11/chartex" xmlns:cx6="http://schemas.microsoft.com/office/drawing/2016/5/12/chartex" xmlns:cx7="http://schemas.microsoft.com/office/drawing/2016/5/13/chartex" xmlns:cx8="http://schemas.microsoft.com/office/drawing/2016/5/14/chartex" xmlns:mc="http://schemas.openxmlformats.org/markup-compatibility/2006" xmlns:aink="http://schemas.microsoft.com/office/drawing/2016/ink" xmlns:am3d="http://schemas.microsoft.com/office/drawing/2017/model3d" xmlns:o="urn:schemas-microsoft-com:office:office" xmlns:oel="http://schemas.microsoft.com/office/2019/extlst" xmlns:r="http://schemas.openxmlformats.org/officeDocument/2006/relationships" xmlns:m="http://schemas.openxmlformats.org/officeDocument/2006/math" xmlns:v="urn:schemas-microsoft-com:vml" xmlns:wp14="http://schemas.microsoft.com/office/word/2010/wordprocessingDrawing" xmlns:wp="http://schemas.openxmlformats.org/drawingml/2006/wordprocessingDrawing" xmlns:w10="urn:schemas-microsoft-com:office:word" xmlns:w="http://schemas.openxmlformats.org/wordprocessingml/2006/main" xmlns:w14="http://schemas.microsoft.com/office/word/2010/wordml" xmlns:w15="http://schemas.microsoft.com/office/word/2012/wordml" xmlns:w16cex="http://schemas.microsoft.com/office/word/2018/wordml/cex" xmlns:w16cid="http://schemas.microsoft.com/office/word/2016/wordml/cid" xmlns:w16="http://schemas.microsoft.com/office/word/2018/wordml" xmlns:w16du="http://schemas.microsoft.com/office/word/2023/wordml/word16du" xmlns:w16sdtdh="http://schemas.microsoft.com/office/word/2020/wordml/sdtdatahash" xmlns:w16sdtfl="http://schemas.microsoft.com/office/word/2024/wordml/sdtformatlock" xmlns:w16se="http://schemas.microsoft.com/office/word/2015/wordml/symex" xmlns:wpg="http://schemas.microsoft.com/office/word/2010/wordprocessingGroup" xmlns:wpi="http://schemas.microsoft.com/office/word/2010/wordprocessingInk" xmlns:wne="http://schemas.microsoft.com/office/word/2006/wordml" xmlns:wps="http://schemas.microsoft.com/office/word/2010/wordprocessingShape" mc:Ignorable="w14 w15 w16se w16cid w16 w16cex w16sdtdh w16sdtfl w16du wp14">
   <w:body>
     <w:p>
       <w:pPr>
@@ -48,6 +48,15 @@
           <w:rFonts w:ascii="Bookman Old Style" w:hAnsi="Bookman Old Style"/>
           <w:sz w:val="22"/>
           <w:szCs w:val="22"/>
+          <w:lang w:eastAsia="it-IT"/>
+        </w:rPr>
+        <w:t>{{</w:t>
+      </w:r>
+      <w:r>
+        <w:rPr>
+          <w:rFonts w:ascii="Bookman Old Style" w:hAnsi="Bookman Old Style"/>
+          <w:sz w:val="22"/>
+          <w:szCs w:val="22"/>
           <w:highlight w:val="yellow"/>
           <w:lang w:eastAsia="it-IT"/>
         </w:rPr>
@@ -75,6 +84,15 @@
         </w:rPr>
         <w:t>………………..</w:t>
       </w:r>
+      <w:r>
+        <w:rPr>
+          <w:rFonts w:ascii="Bookman Old Style" w:hAnsi="Bookman Old Style"/>
+          <w:sz w:val="22"/>
+          <w:szCs w:val="22"/>
+          <w:lang w:eastAsia="it-IT"/>
+        </w:rPr>
+        <w:t>}}</w:t>
+      </w:r>
     </w:p>
     <w:p>
       <w:pPr>
@@ -112,6 +130,15 @@
           <w:rFonts w:ascii="Bookman Old Style" w:hAnsi="Bookman Old Style"/>
           <w:sz w:val="22"/>
           <w:szCs w:val="22"/>
+          <w:lang w:eastAsia="it-IT"/>
+        </w:rPr>
+        <w:t>{{</w:t>
+      </w:r>
+      <w:r>
+        <w:rPr>
+          <w:rFonts w:ascii="Bookman Old Style" w:hAnsi="Bookman Old Style"/>
+          <w:sz w:val="22"/>
+          <w:szCs w:val="22"/>
           <w:highlight w:val="yellow"/>
           <w:lang w:eastAsia="it-IT"/>
         </w:rPr>
@@ -126,6 +153,15 @@
           <w:lang w:eastAsia="it-IT"/>
         </w:rPr>
         <w:t>6</w:t>
+      </w:r>
+      <w:r>
+        <w:rPr>
+          <w:rFonts w:ascii="Bookman Old Style" w:hAnsi="Bookman Old Style"/>
+          <w:sz w:val="22"/>
+          <w:szCs w:val="22"/>
+          <w:lang w:eastAsia="it-IT"/>
+        </w:rPr>
+        <w:t>}}</w:t>
       </w:r>
     </w:p>
     <w:p>
@@ -217,10 +253,28 @@
           <w:rFonts w:ascii="Bookman Old Style" w:hAnsi="Bookman Old Style"/>
           <w:sz w:val="22"/>
           <w:szCs w:val="22"/>
+          <w:lang w:eastAsia="it-IT"/>
+        </w:rPr>
+        <w:t>{{</w:t>
+      </w:r>
+      <w:r>
+        <w:rPr>
+          <w:rFonts w:ascii="Bookman Old Style" w:hAnsi="Bookman Old Style"/>
+          <w:sz w:val="22"/>
+          <w:szCs w:val="22"/>
           <w:highlight w:val="yellow"/>
           <w:lang w:eastAsia="it-IT"/>
         </w:rPr>
         <w:t>20 Marzo 2026</w:t>
+      </w:r>
+      <w:r>
+        <w:rPr>
+          <w:rFonts w:ascii="Bookman Old Style" w:hAnsi="Bookman Old Style"/>
+          <w:sz w:val="22"/>
+          <w:szCs w:val="22"/>
+          <w:lang w:eastAsia="it-IT"/>
+        </w:rPr>
+        <w:t>}}</w:t>
       </w:r>
     </w:p>
     <w:p>
@@ -259,10 +313,28 @@
           <w:rFonts w:ascii="Bookman Old Style" w:hAnsi="Bookman Old Style"/>
           <w:sz w:val="22"/>
           <w:szCs w:val="22"/>
+          <w:lang w:eastAsia="it-IT"/>
+        </w:rPr>
+        <w:t>{{</w:t>
+      </w:r>
+      <w:r>
+        <w:rPr>
+          <w:rFonts w:ascii="Bookman Old Style" w:hAnsi="Bookman Old Style"/>
+          <w:sz w:val="22"/>
+          <w:szCs w:val="22"/>
           <w:highlight w:val="yellow"/>
           <w:lang w:eastAsia="it-IT"/>
         </w:rPr>
         <w:t>31 Dicembre 2026</w:t>
+      </w:r>
+      <w:r>
+        <w:rPr>
+          <w:rFonts w:ascii="Bookman Old Style" w:hAnsi="Bookman Old Style"/>
+          <w:sz w:val="22"/>
+          <w:szCs w:val="22"/>
+          <w:lang w:eastAsia="it-IT"/>
+        </w:rPr>
+        <w:t>}}</w:t>
       </w:r>
     </w:p>
     <w:p>
@@ -300,10 +372,28 @@
           <w:rFonts w:ascii="Bookman Old Style" w:hAnsi="Bookman Old Style"/>
           <w:sz w:val="22"/>
           <w:szCs w:val="22"/>
+          <w:lang w:eastAsia="it-IT"/>
+        </w:rPr>
+        <w:t>{{</w:t>
+      </w:r>
+      <w:r>
+        <w:rPr>
+          <w:rFonts w:ascii="Bookman Old Style" w:hAnsi="Bookman Old Style"/>
+          <w:sz w:val="22"/>
+          <w:szCs w:val="22"/>
           <w:highlight w:val="yellow"/>
           <w:lang w:eastAsia="it-IT"/>
         </w:rPr>
         <w:t>HR Junior Recruiter</w:t>
+      </w:r>
+      <w:r>
+        <w:rPr>
+          <w:rFonts w:ascii="Bookman Old Style" w:hAnsi="Bookman Old Style"/>
+          <w:sz w:val="22"/>
+          <w:szCs w:val="22"/>
+          <w:lang w:eastAsia="it-IT"/>
+        </w:rPr>
+        <w:t>}}</w:t>
       </w:r>
     </w:p>
     <w:p>
@@ -341,10 +431,28 @@
           <w:rFonts w:ascii="Bookman Old Style" w:hAnsi="Bookman Old Style"/>
           <w:sz w:val="22"/>
           <w:szCs w:val="22"/>
+          <w:lang w:eastAsia="it-IT"/>
+        </w:rPr>
+        <w:t>{{</w:t>
+      </w:r>
+      <w:r>
+        <w:rPr>
+          <w:rFonts w:ascii="Bookman Old Style" w:hAnsi="Bookman Old Style"/>
+          <w:sz w:val="22"/>
+          <w:szCs w:val="22"/>
           <w:highlight w:val="yellow"/>
           <w:lang w:eastAsia="it-IT"/>
         </w:rPr>
         <w:t>Milano</w:t>
+      </w:r>
+      <w:r>
+        <w:rPr>
+          <w:rFonts w:ascii="Bookman Old Style" w:hAnsi="Bookman Old Style"/>
+          <w:sz w:val="22"/>
+          <w:szCs w:val="22"/>
+          <w:lang w:eastAsia="it-IT"/>
+        </w:rPr>
+        <w:t>}}</w:t>
       </w:r>
     </w:p>
     <w:p>
@@ -411,6 +519,15 @@
       <w:r>
         <w:rPr>
           <w:rFonts w:ascii="Bookman Old Style" w:hAnsi="Bookman Old Style"/>
+          <w:sz w:val="22"/>
+          <w:szCs w:val="22"/>
+          <w:lang w:eastAsia="it-IT"/>
+        </w:rPr>
+        <w:t>{{</w:t>
+      </w:r>
+      <w:r>
+        <w:rPr>
+          <w:rFonts w:ascii="Bookman Old Style" w:hAnsi="Bookman Old Style"/>
           <w:b/>
           <w:bCs/>
           <w:sz w:val="22"/>
@@ -443,6 +560,17 @@
           <w:lang w:eastAsia="it-IT"/>
         </w:rPr>
         <w:t>,00</w:t>
+      </w:r>
+      <w:r>
+        <w:rPr>
+          <w:rFonts w:ascii="Bookman Old Style" w:hAnsi="Bookman Old Style"/>
+          <w:b/>
+          <w:bCs/>
+          <w:sz w:val="22"/>
+          <w:szCs w:val="22"/>
+          <w:lang w:eastAsia="it-IT"/>
+        </w:rPr>
+        <w:t>}}</w:t>
       </w:r>
     </w:p>
     <w:p>
@@ -498,10 +626,28 @@
           <w:rFonts w:ascii="Bookman Old Style" w:hAnsi="Bookman Old Style"/>
           <w:sz w:val="22"/>
           <w:szCs w:val="22"/>
+          <w:lang w:eastAsia="it-IT"/>
+        </w:rPr>
+        <w:t>{{</w:t>
+      </w:r>
+      <w:r>
+        <w:rPr>
+          <w:rFonts w:ascii="Bookman Old Style" w:hAnsi="Bookman Old Style"/>
+          <w:sz w:val="22"/>
+          <w:szCs w:val="22"/>
           <w:highlight w:val="yellow"/>
           <w:lang w:eastAsia="it-IT"/>
         </w:rPr>
         <w:t>HR Junior Recruiter</w:t>
+      </w:r>
+      <w:r>
+        <w:rPr>
+          <w:rFonts w:ascii="Bookman Old Style" w:hAnsi="Bookman Old Style"/>
+          <w:sz w:val="22"/>
+          <w:szCs w:val="22"/>
+          <w:lang w:eastAsia="it-IT"/>
+        </w:rPr>
+        <w:t>}}</w:t>
       </w:r>
     </w:p>
     <w:p>
@@ -584,10 +730,41 @@
       </w:r>
       <w:r>
         <w:rPr>
+          <w:rFonts w:ascii="Bookman Old Style" w:hAnsi="Bookman Old Style"/>
+          <w:sz w:val="22"/>
+          <w:szCs w:val="22"/>
+          <w:lang w:eastAsia="it-IT"/>
+        </w:rPr>
+        <w:t>{{</w:t>
+      </w:r>
+      <w:r>
+        <w:rPr>
+          <w:rFonts w:ascii="Bookman Old Style" w:hAnsi="Bookman Old Style"/>
+          <w:sz w:val="22"/>
+          <w:szCs w:val="22"/>
           <w:highlight w:val="yellow"/>
           <w:lang w:eastAsia="it-IT"/>
         </w:rPr>
-        <w:t>17/03/2025</w:t>
+        <w:t>17 Marzo 202</w:t>
+      </w:r>
+      <w:r>
+        <w:rPr>
+          <w:rFonts w:ascii="Bookman Old Style" w:hAnsi="Bookman Old Style"/>
+          <w:sz w:val="22"/>
+          <w:szCs w:val="22"/>
+          <w:highlight w:val="yellow"/>
+          <w:lang w:eastAsia="it-IT"/>
+        </w:rPr>
+        <w:t>6</w:t>
+      </w:r>
+      <w:r>
+        <w:rPr>
+          <w:rFonts w:ascii="Bookman Old Style" w:hAnsi="Bookman Old Style"/>
+          <w:sz w:val="22"/>
+          <w:szCs w:val="22"/>
+          <w:lang w:eastAsia="it-IT"/>
+        </w:rPr>
+        <w:t>}}</w:t>
       </w:r>
     </w:p>
     <w:p>
@@ -605,7 +782,7 @@
           <w:noProof/>
           <w:lang w:eastAsia="it-IT"/>
         </w:rPr>
-        <w:pict>
+        <w:pict w14:anchorId="499655DB">
           <v:shapetype id="_x0000_t75" coordsize="21600,21600" o:spt="75" o:preferrelative="t" path="m@4@5l@4@11@9@11@9@5xe" filled="f" stroked="f">
             <v:stroke joinstyle="miter"/>
             <v:formulas>
@@ -733,7 +910,7 @@
           <w:sz w:val="22"/>
           <w:lang w:eastAsia="it-IT"/>
         </w:rPr>
-        <w:pict>
+        <w:pict w14:anchorId="27688AE7">
           <v:shape id="_x0000_s2051" style="position:absolute;left:0;text-align:left;margin-left:330.05pt;margin-top:12.65pt;width:225.6pt;height:.1pt;z-index:-251658240;mso-wrap-distance-left:0;mso-wrap-distance-right:0;mso-position-horizontal-relative:page" coordorigin="6601,253" coordsize="4512,0" path="m6601,253r4512,e" filled="f" strokeweight=".19472mm">
             <v:path arrowok="t"/>
             <w10:wrap type="topAndBottom" anchorx="page"/>
@@ -780,7 +957,7 @@
 </file>
 
 <file path=word/endnotes.xml><?xml version="1.0" encoding="utf-8"?>
-<w:endnotes xmlns:wpc="http://schemas.microsoft.com/office/word/2010/wordprocessingCanvas" xmlns:cx="http://schemas.microsoft.com/office/drawing/2014/chartex" xmlns:cx1="http://schemas.microsoft.com/office/drawing/2015/9/8/chartex" xmlns:cx2="http://schemas.microsoft.com/office/drawing/2015/10/21/chartex" xmlns:cx3="http://schemas.microsoft.com/office/drawing/2016/5/9/chartex" xmlns:cx4="http://schemas.microsoft.com/office/drawing/2016/5/10/chartex" xmlns:cx5="http://schemas.microsoft.com/office/drawing/2016/5/11/chartex" xmlns:cx6="http://schemas.microsoft.com/office/drawing/2016/5/12/chartex" xmlns:cx7="http://schemas.microsoft.com/office/drawing/2016/5/13/chartex" xmlns:cx8="http://schemas.microsoft.com/office/drawing/2016/5/14/chartex" xmlns:mc="http://schemas.openxmlformats.org/markup-compatibility/2006" xmlns:aink="http://schemas.microsoft.com/office/drawing/2016/ink" xmlns:am3d="http://schemas.microsoft.com/office/drawing/2017/model3d" xmlns:o="urn:schemas-microsoft-com:office:office" xmlns:r="http://schemas.openxmlformats.org/officeDocument/2006/relationships" xmlns:m="http://schemas.openxmlformats.org/officeDocument/2006/math" xmlns:v="urn:schemas-microsoft-com:vml" xmlns:wp14="http://schemas.microsoft.com/office/word/2010/wordprocessingDrawing" xmlns:wp="http://schemas.openxmlformats.org/drawingml/2006/wordprocessingDrawing" xmlns:w10="urn:schemas-microsoft-com:office:word" xmlns:w="http://schemas.openxmlformats.org/wordprocessingml/2006/main" xmlns:w14="http://schemas.microsoft.com/office/word/2010/wordml" xmlns:w15="http://schemas.microsoft.com/office/word/2012/wordml" xmlns:w16cex="http://schemas.microsoft.com/office/word/2018/wordml/cex" xmlns:w16cid="http://schemas.microsoft.com/office/word/2016/wordml/cid" xmlns:w16="http://schemas.microsoft.com/office/word/2018/wordml" xmlns:w16sdtdh="http://schemas.microsoft.com/office/word/2020/wordml/sdtdatahash" xmlns:w16se="http://schemas.microsoft.com/office/word/2015/wordml/symex" xmlns:wpg="http://schemas.microsoft.com/office/word/2010/wordprocessingGroup" xmlns:wpi="http://schemas.microsoft.com/office/word/2010/wordprocessingInk" xmlns:wne="http://schemas.microsoft.com/office/word/2006/wordml" xmlns:wps="http://schemas.microsoft.com/office/word/2010/wordprocessingShape" mc:Ignorable="w14 w15 w16se w16cid w16 w16cex w16sdtdh wp14">
+<w:endnotes xmlns:wpc="http://schemas.microsoft.com/office/word/2010/wordprocessingCanvas" xmlns:cx="http://schemas.microsoft.com/office/drawing/2014/chartex" xmlns:cx1="http://schemas.microsoft.com/office/drawing/2015/9/8/chartex" xmlns:cx2="http://schemas.microsoft.com/office/drawing/2015/10/21/chartex" xmlns:cx3="http://schemas.microsoft.com/office/drawing/2016/5/9/chartex" xmlns:cx4="http://schemas.microsoft.com/office/drawing/2016/5/10/chartex" xmlns:cx5="http://schemas.microsoft.com/office/drawing/2016/5/11/chartex" xmlns:cx6="http://schemas.microsoft.com/office/drawing/2016/5/12/chartex" xmlns:cx7="http://schemas.microsoft.com/office/drawing/2016/5/13/chartex" xmlns:cx8="http://schemas.microsoft.com/office/drawing/2016/5/14/chartex" xmlns:mc="http://schemas.openxmlformats.org/markup-compatibility/2006" xmlns:aink="http://schemas.microsoft.com/office/drawing/2016/ink" xmlns:am3d="http://schemas.microsoft.com/office/drawing/2017/model3d" xmlns:o="urn:schemas-microsoft-com:office:office" xmlns:oel="http://schemas.microsoft.com/office/2019/extlst" xmlns:r="http://schemas.openxmlformats.org/officeDocument/2006/relationships" xmlns:m="http://schemas.openxmlformats.org/officeDocument/2006/math" xmlns:v="urn:schemas-microsoft-com:vml" xmlns:wp14="http://schemas.microsoft.com/office/word/2010/wordprocessingDrawing" xmlns:wp="http://schemas.openxmlformats.org/drawingml/2006/wordprocessingDrawing" xmlns:w10="urn:schemas-microsoft-com:office:word" xmlns:w="http://schemas.openxmlformats.org/wordprocessingml/2006/main" xmlns:w14="http://schemas.microsoft.com/office/word/2010/wordml" xmlns:w15="http://schemas.microsoft.com/office/word/2012/wordml" xmlns:w16cex="http://schemas.microsoft.com/office/word/2018/wordml/cex" xmlns:w16cid="http://schemas.microsoft.com/office/word/2016/wordml/cid" xmlns:w16="http://schemas.microsoft.com/office/word/2018/wordml" xmlns:w16du="http://schemas.microsoft.com/office/word/2023/wordml/word16du" xmlns:w16sdtdh="http://schemas.microsoft.com/office/word/2020/wordml/sdtdatahash" xmlns:w16sdtfl="http://schemas.microsoft.com/office/word/2024/wordml/sdtformatlock" xmlns:w16se="http://schemas.microsoft.com/office/word/2015/wordml/symex" xmlns:wpg="http://schemas.microsoft.com/office/word/2010/wordprocessingGroup" xmlns:wpi="http://schemas.microsoft.com/office/word/2010/wordprocessingInk" xmlns:wne="http://schemas.microsoft.com/office/word/2006/wordml" xmlns:wps="http://schemas.microsoft.com/office/word/2010/wordprocessingShape" mc:Ignorable="w14 w15 w16se w16cid w16 w16cex w16sdtdh w16sdtfl w16du wp14">
   <w:endnote w:type="separator" w:id="-1">
     <w:p>
       <w:r>
@@ -799,10 +976,10 @@
 </file>
 
 <file path=word/footer1.xml><?xml version="1.0" encoding="utf-8"?>
-<w:ftr xmlns:wpc="http://schemas.microsoft.com/office/word/2010/wordprocessingCanvas" xmlns:cx="http://schemas.microsoft.com/office/drawing/2014/chartex" xmlns:cx1="http://schemas.microsoft.com/office/drawing/2015/9/8/chartex" xmlns:cx2="http://schemas.microsoft.com/office/drawing/2015/10/21/chartex" xmlns:cx3="http://schemas.microsoft.com/office/drawing/2016/5/9/chartex" xmlns:cx4="http://schemas.microsoft.com/office/drawing/2016/5/10/chartex" xmlns:cx5="http://schemas.microsoft.com/office/drawing/2016/5/11/chartex" xmlns:cx6="http://schemas.microsoft.com/office/drawing/2016/5/12/chartex" xmlns:cx7="http://schemas.microsoft.com/office/drawing/2016/5/13/chartex" xmlns:cx8="http://schemas.microsoft.com/office/drawing/2016/5/14/chartex" xmlns:mc="http://schemas.openxmlformats.org/markup-compatibility/2006" xmlns:aink="http://schemas.microsoft.com/office/drawing/2016/ink" xmlns:am3d="http://schemas.microsoft.com/office/drawing/2017/model3d" xmlns:o="urn:schemas-microsoft-com:office:office" xmlns:r="http://schemas.openxmlformats.org/officeDocument/2006/relationships" xmlns:m="http://schemas.openxmlformats.org/officeDocument/2006/math" xmlns:v="urn:schemas-microsoft-com:vml" xmlns:wp14="http://schemas.microsoft.com/office/word/2010/wordprocessingDrawing" xmlns:wp="http://schemas.openxmlformats.org/drawingml/2006/wordprocessingDrawing" xmlns:w10="urn:schemas-microsoft-com:office:word" xmlns:w="http://schemas.openxmlformats.org/wordprocessingml/2006/main" xmlns:w14="http://schemas.microsoft.com/office/word/2010/wordml" xmlns:w15="http://schemas.microsoft.com/office/word/2012/wordml" xmlns:w16cex="http://schemas.microsoft.com/office/word/2018/wordml/cex" xmlns:w16cid="http://schemas.microsoft.com/office/word/2016/wordml/cid" xmlns:w16="http://schemas.microsoft.com/office/word/2018/wordml" xmlns:w16sdtdh="http://schemas.microsoft.com/office/word/2020/wordml/sdtdatahash" xmlns:w16se="http://schemas.microsoft.com/office/word/2015/wordml/symex" xmlns:wpg="http://schemas.microsoft.com/office/word/2010/wordprocessingGroup" xmlns:wpi="http://schemas.microsoft.com/office/word/2010/wordprocessingInk" xmlns:wne="http://schemas.microsoft.com/office/word/2006/wordml" xmlns:wps="http://schemas.microsoft.com/office/word/2010/wordprocessingShape" mc:Ignorable="w14 w15 w16se w16cid w16 w16cex w16sdtdh wp14">
+<w:ftr xmlns:wpc="http://schemas.microsoft.com/office/word/2010/wordprocessingCanvas" xmlns:cx="http://schemas.microsoft.com/office/drawing/2014/chartex" xmlns:cx1="http://schemas.microsoft.com/office/drawing/2015/9/8/chartex" xmlns:cx2="http://schemas.microsoft.com/office/drawing/2015/10/21/chartex" xmlns:cx3="http://schemas.microsoft.com/office/drawing/2016/5/9/chartex" xmlns:cx4="http://schemas.microsoft.com/office/drawing/2016/5/10/chartex" xmlns:cx5="http://schemas.microsoft.com/office/drawing/2016/5/11/chartex" xmlns:cx6="http://schemas.microsoft.com/office/drawing/2016/5/12/chartex" xmlns:cx7="http://schemas.microsoft.com/office/drawing/2016/5/13/chartex" xmlns:cx8="http://schemas.microsoft.com/office/drawing/2016/5/14/chartex" xmlns:mc="http://schemas.openxmlformats.org/markup-compatibility/2006" xmlns:aink="http://schemas.microsoft.com/office/drawing/2016/ink" xmlns:am3d="http://schemas.microsoft.com/office/drawing/2017/model3d" xmlns:o="urn:schemas-microsoft-com:office:office" xmlns:oel="http://schemas.microsoft.com/office/2019/extlst" xmlns:r="http://schemas.openxmlformats.org/officeDocument/2006/relationships" xmlns:m="http://schemas.openxmlformats.org/officeDocument/2006/math" xmlns:v="urn:schemas-microsoft-com:vml" xmlns:wp14="http://schemas.microsoft.com/office/word/2010/wordprocessingDrawing" xmlns:wp="http://schemas.openxmlformats.org/drawingml/2006/wordprocessingDrawing" xmlns:w10="urn:schemas-microsoft-com:office:word" xmlns:w="http://schemas.openxmlformats.org/wordprocessingml/2006/main" xmlns:w14="http://schemas.microsoft.com/office/word/2010/wordml" xmlns:w15="http://schemas.microsoft.com/office/word/2012/wordml" xmlns:w16cex="http://schemas.microsoft.com/office/word/2018/wordml/cex" xmlns:w16cid="http://schemas.microsoft.com/office/word/2016/wordml/cid" xmlns:w16="http://schemas.microsoft.com/office/word/2018/wordml" xmlns:w16du="http://schemas.microsoft.com/office/word/2023/wordml/word16du" xmlns:w16sdtdh="http://schemas.microsoft.com/office/word/2020/wordml/sdtdatahash" xmlns:w16sdtfl="http://schemas.microsoft.com/office/word/2024/wordml/sdtformatlock" xmlns:w16se="http://schemas.microsoft.com/office/word/2015/wordml/symex" xmlns:wpg="http://schemas.microsoft.com/office/word/2010/wordprocessingGroup" xmlns:wpi="http://schemas.microsoft.com/office/word/2010/wordprocessingInk" xmlns:wne="http://schemas.microsoft.com/office/word/2006/wordml" xmlns:wps="http://schemas.microsoft.com/office/word/2010/wordprocessingShape" mc:Ignorable="w14 w15 w16se w16cid w16 w16cex w16sdtdh w16sdtfl w16du wp14">
   <w:p>
     <w:pPr>
-      <w:pStyle w:val="Footer"/>
+      <w:pStyle w:val="Pidipagina"/>
       <w:jc w:val="center"/>
       <w:rPr>
         <w:color w:val="808080"/>
@@ -811,7 +988,7 @@
       </w:rPr>
     </w:pPr>
     <w:r>
-      <w:pict>
+      <w:pict w14:anchorId="12040B23">
         <v:line id="Forma2" o:spid="_x0000_s1026" style="position:absolute;left:0;text-align:left;z-index:-251658752" from="13.05pt,6.05pt" to="479.55pt,6.05pt" o:allowincell="f" strokecolor="blue" strokeweight=".26mm">
           <v:stroke color2="yellow" joinstyle="miter"/>
         </v:line>
@@ -842,7 +1019,7 @@
         </w:tcPr>
         <w:p>
           <w:pPr>
-            <w:pStyle w:val="Footer"/>
+            <w:pStyle w:val="Pidipagina"/>
             <w:snapToGrid w:val="0"/>
             <w:ind w:right="701"/>
             <w:rPr>
@@ -852,7 +1029,7 @@
         </w:p>
         <w:p>
           <w:pPr>
-            <w:pStyle w:val="Footer"/>
+            <w:pStyle w:val="Pidipagina"/>
             <w:rPr>
               <w:rFonts w:cs="Arial"/>
               <w:b/>
@@ -866,7 +1043,7 @@
         </w:p>
         <w:p>
           <w:pPr>
-            <w:pStyle w:val="Footer"/>
+            <w:pStyle w:val="Pidipagina"/>
             <w:rPr>
               <w:rFonts w:cs="Arial"/>
               <w:b/>
@@ -880,7 +1057,7 @@
         </w:p>
         <w:p>
           <w:pPr>
-            <w:pStyle w:val="Footer"/>
+            <w:pStyle w:val="Pidipagina"/>
             <w:rPr>
               <w:rFonts w:cs="Arial"/>
               <w:b/>
@@ -894,7 +1071,7 @@
         </w:p>
         <w:p>
           <w:pPr>
-            <w:pStyle w:val="Footer"/>
+            <w:pStyle w:val="Pidipagina"/>
             <w:rPr>
               <w:rFonts w:cs="Arial"/>
               <w:b/>
@@ -915,12 +1092,38 @@
               <w:szCs w:val="14"/>
               <w:lang w:val="en-GB"/>
             </w:rPr>
-            <w:t xml:space="preserve">HQ Engineering S.r.l. </w:t>
+            <w:t xml:space="preserve">HQ Engineering </w:t>
+          </w:r>
+          <w:proofErr w:type="spellStart"/>
+          <w:r>
+            <w:rPr>
+              <w:rFonts w:cs="Arial"/>
+              <w:b/>
+              <w:smallCaps/>
+              <w:color w:val="365F91"/>
+              <w:sz w:val="18"/>
+              <w:szCs w:val="14"/>
+              <w:lang w:val="en-GB"/>
+            </w:rPr>
+            <w:t>S.r.l</w:t>
+          </w:r>
+          <w:proofErr w:type="spellEnd"/>
+          <w:r>
+            <w:rPr>
+              <w:rFonts w:cs="Arial"/>
+              <w:b/>
+              <w:smallCaps/>
+              <w:color w:val="365F91"/>
+              <w:sz w:val="18"/>
+              <w:szCs w:val="14"/>
+              <w:lang w:val="en-GB"/>
+            </w:rPr>
+            <w:t xml:space="preserve">. </w:t>
           </w:r>
         </w:p>
         <w:p>
           <w:pPr>
-            <w:pStyle w:val="Footer"/>
+            <w:pStyle w:val="Pidipagina"/>
             <w:ind w:right="701"/>
             <w:rPr>
               <w:rFonts w:cs="Arial"/>
@@ -940,7 +1143,7 @@
         </w:tcPr>
         <w:p>
           <w:pPr>
-            <w:pStyle w:val="Footer"/>
+            <w:pStyle w:val="Pidipagina"/>
             <w:snapToGrid w:val="0"/>
             <w:rPr>
               <w:rFonts w:cs="Arial"/>
@@ -955,7 +1158,7 @@
         </w:p>
         <w:p>
           <w:pPr>
-            <w:pStyle w:val="Footer"/>
+            <w:pStyle w:val="Pidipagina"/>
             <w:rPr>
               <w:rFonts w:cs="Arial"/>
               <w:b/>
@@ -969,7 +1172,7 @@
         </w:p>
         <w:p>
           <w:pPr>
-            <w:pStyle w:val="Footer"/>
+            <w:pStyle w:val="Pidipagina"/>
             <w:rPr>
               <w:rFonts w:cs="Arial"/>
               <w:b/>
@@ -983,7 +1186,7 @@
         </w:p>
         <w:p>
           <w:pPr>
-            <w:pStyle w:val="Footer"/>
+            <w:pStyle w:val="Pidipagina"/>
             <w:rPr>
               <w:rFonts w:cs="Arial"/>
               <w:b/>
@@ -997,7 +1200,7 @@
         </w:p>
         <w:p>
           <w:pPr>
-            <w:pStyle w:val="Footer"/>
+            <w:pStyle w:val="Pidipagina"/>
             <w:rPr>
               <w:rFonts w:cs="Arial"/>
               <w:smallCaps/>
@@ -1019,7 +1222,7 @@
         </w:p>
         <w:p>
           <w:pPr>
-            <w:pStyle w:val="Footer"/>
+            <w:pStyle w:val="Pidipagina"/>
             <w:rPr>
               <w:rFonts w:cs="Arial"/>
               <w:smallCaps/>
@@ -1041,7 +1244,7 @@
         </w:p>
         <w:p>
           <w:pPr>
-            <w:pStyle w:val="Footer"/>
+            <w:pStyle w:val="Pidipagina"/>
           </w:pPr>
           <w:r>
             <w:rPr>
@@ -1051,7 +1254,29 @@
               <w:sz w:val="14"/>
               <w:szCs w:val="14"/>
             </w:rPr>
-            <w:t>10.000 €  i.v.</w:t>
+            <w:t xml:space="preserve">10.000 €  </w:t>
+          </w:r>
+          <w:proofErr w:type="spellStart"/>
+          <w:r>
+            <w:rPr>
+              <w:rFonts w:cs="Arial"/>
+              <w:smallCaps/>
+              <w:color w:val="365F91"/>
+              <w:sz w:val="14"/>
+              <w:szCs w:val="14"/>
+            </w:rPr>
+            <w:t>i.v</w:t>
+          </w:r>
+          <w:proofErr w:type="spellEnd"/>
+          <w:r>
+            <w:rPr>
+              <w:rFonts w:cs="Arial"/>
+              <w:smallCaps/>
+              <w:color w:val="365F91"/>
+              <w:sz w:val="14"/>
+              <w:szCs w:val="14"/>
+            </w:rPr>
+            <w:t>.</w:t>
           </w:r>
         </w:p>
       </w:tc>
@@ -1061,7 +1286,7 @@
         </w:tcPr>
         <w:p>
           <w:pPr>
-            <w:pStyle w:val="Footer"/>
+            <w:pStyle w:val="Pidipagina"/>
             <w:snapToGrid w:val="0"/>
             <w:rPr>
               <w:rFonts w:cs="Arial"/>
@@ -1075,7 +1300,7 @@
         </w:p>
         <w:p>
           <w:pPr>
-            <w:pStyle w:val="Footer"/>
+            <w:pStyle w:val="Pidipagina"/>
             <w:ind w:right="204"/>
             <w:rPr>
               <w:rFonts w:cs="Arial"/>
@@ -1089,7 +1314,7 @@
         </w:p>
         <w:p>
           <w:pPr>
-            <w:pStyle w:val="Footer"/>
+            <w:pStyle w:val="Pidipagina"/>
             <w:ind w:right="204"/>
             <w:rPr>
               <w:rFonts w:cs="Arial"/>
@@ -1103,7 +1328,7 @@
         </w:p>
         <w:p>
           <w:pPr>
-            <w:pStyle w:val="Footer"/>
+            <w:pStyle w:val="Pidipagina"/>
             <w:ind w:right="204"/>
             <w:rPr>
               <w:rFonts w:cs="Arial"/>
@@ -1117,7 +1342,7 @@
         </w:p>
         <w:p>
           <w:pPr>
-            <w:pStyle w:val="Footer"/>
+            <w:pStyle w:val="Pidipagina"/>
             <w:ind w:right="204"/>
             <w:rPr>
               <w:rFonts w:cs="Arial"/>
@@ -1140,7 +1365,7 @@
         </w:p>
         <w:p>
           <w:pPr>
-            <w:pStyle w:val="Footer"/>
+            <w:pStyle w:val="Pidipagina"/>
             <w:ind w:right="204"/>
             <w:rPr>
               <w:rFonts w:cs="Arial"/>
@@ -1163,7 +1388,7 @@
         </w:p>
         <w:p>
           <w:pPr>
-            <w:pStyle w:val="Footer"/>
+            <w:pStyle w:val="Pidipagina"/>
             <w:rPr>
               <w:rFonts w:cs="Arial"/>
               <w:smallCaps/>
@@ -1185,7 +1410,7 @@
         </w:p>
         <w:p>
           <w:pPr>
-            <w:pStyle w:val="Footer"/>
+            <w:pStyle w:val="Pidipagina"/>
           </w:pPr>
           <w:r>
             <w:rPr>
@@ -1205,7 +1430,7 @@
         </w:tcPr>
         <w:p>
           <w:pPr>
-            <w:pStyle w:val="Footer"/>
+            <w:pStyle w:val="Pidipagina"/>
             <w:snapToGrid w:val="0"/>
             <w:ind w:right="204"/>
             <w:rPr>
@@ -1220,7 +1445,7 @@
         </w:p>
         <w:p>
           <w:pPr>
-            <w:pStyle w:val="Footer"/>
+            <w:pStyle w:val="Pidipagina"/>
             <w:rPr>
               <w:rFonts w:cs="Arial"/>
               <w:smallCaps/>
@@ -1233,7 +1458,7 @@
         </w:p>
         <w:p>
           <w:pPr>
-            <w:pStyle w:val="Footer"/>
+            <w:pStyle w:val="Pidipagina"/>
             <w:rPr>
               <w:rFonts w:cs="Arial"/>
               <w:smallCaps/>
@@ -1246,7 +1471,7 @@
         </w:p>
         <w:p>
           <w:pPr>
-            <w:pStyle w:val="Footer"/>
+            <w:pStyle w:val="Pidipagina"/>
             <w:rPr>
               <w:rFonts w:cs="Arial"/>
               <w:smallCaps/>
@@ -1259,7 +1484,7 @@
         </w:p>
         <w:p>
           <w:pPr>
-            <w:pStyle w:val="Footer"/>
+            <w:pStyle w:val="Pidipagina"/>
             <w:rPr>
               <w:rFonts w:cs="Arial"/>
               <w:smallCaps/>
@@ -1283,7 +1508,7 @@
         </w:p>
         <w:p>
           <w:pPr>
-            <w:pStyle w:val="Footer"/>
+            <w:pStyle w:val="Pidipagina"/>
             <w:rPr>
               <w:rFonts w:cs="Arial"/>
               <w:b/>
@@ -1307,7 +1532,7 @@
         </w:p>
         <w:p>
           <w:pPr>
-            <w:pStyle w:val="Footer"/>
+            <w:pStyle w:val="Pidipagina"/>
             <w:rPr>
               <w:lang w:val="es-ES"/>
             </w:rPr>
@@ -1331,7 +1556,7 @@
         </w:tcPr>
         <w:p>
           <w:pPr>
-            <w:pStyle w:val="Footer"/>
+            <w:pStyle w:val="Pidipagina"/>
             <w:ind w:right="701"/>
             <w:rPr>
               <w:sz w:val="10"/>
@@ -1348,7 +1573,7 @@
               <w:szCs w:val="14"/>
               <w:lang w:val="en-US" w:eastAsia="x-none"/>
             </w:rPr>
-            <w:pict>
+            <w:pict w14:anchorId="402BFE4E">
               <v:shapetype id="_x0000_t75" coordsize="21600,21600" o:spt="75" o:preferrelative="t" path="m@4@5l@4@11@9@11@9@5xe" filled="f" stroked="f">
                 <v:stroke joinstyle="miter"/>
                 <v:formulas>
@@ -1387,7 +1612,7 @@
         </w:p>
         <w:p>
           <w:pPr>
-            <w:pStyle w:val="Footer"/>
+            <w:pStyle w:val="Pidipagina"/>
             <w:rPr>
               <w:rFonts w:cs="Arial"/>
               <w:smallCaps/>
@@ -1403,7 +1628,7 @@
   </w:tbl>
   <w:p>
     <w:pPr>
-      <w:pStyle w:val="Footer"/>
+      <w:pStyle w:val="Pidipagina"/>
       <w:rPr>
         <w:lang w:val="en-GB"/>
       </w:rPr>
@@ -1413,13 +1638,13 @@
 </file>
 
 <file path=word/footer2.xml><?xml version="1.0" encoding="utf-8"?>
-<w:ftr xmlns:wpc="http://schemas.microsoft.com/office/word/2010/wordprocessingCanvas" xmlns:cx="http://schemas.microsoft.com/office/drawing/2014/chartex" xmlns:cx1="http://schemas.microsoft.com/office/drawing/2015/9/8/chartex" xmlns:cx2="http://schemas.microsoft.com/office/drawing/2015/10/21/chartex" xmlns:cx3="http://schemas.microsoft.com/office/drawing/2016/5/9/chartex" xmlns:cx4="http://schemas.microsoft.com/office/drawing/2016/5/10/chartex" xmlns:cx5="http://schemas.microsoft.com/office/drawing/2016/5/11/chartex" xmlns:cx6="http://schemas.microsoft.com/office/drawing/2016/5/12/chartex" xmlns:cx7="http://schemas.microsoft.com/office/drawing/2016/5/13/chartex" xmlns:cx8="http://schemas.microsoft.com/office/drawing/2016/5/14/chartex" xmlns:mc="http://schemas.openxmlformats.org/markup-compatibility/2006" xmlns:aink="http://schemas.microsoft.com/office/drawing/2016/ink" xmlns:am3d="http://schemas.microsoft.com/office/drawing/2017/model3d" xmlns:o="urn:schemas-microsoft-com:office:office" xmlns:r="http://schemas.openxmlformats.org/officeDocument/2006/relationships" xmlns:m="http://schemas.openxmlformats.org/officeDocument/2006/math" xmlns:v="urn:schemas-microsoft-com:vml" xmlns:wp14="http://schemas.microsoft.com/office/word/2010/wordprocessingDrawing" xmlns:wp="http://schemas.openxmlformats.org/drawingml/2006/wordprocessingDrawing" xmlns:w10="urn:schemas-microsoft-com:office:word" xmlns:w="http://schemas.openxmlformats.org/wordprocessingml/2006/main" xmlns:w14="http://schemas.microsoft.com/office/word/2010/wordml" xmlns:w15="http://schemas.microsoft.com/office/word/2012/wordml" xmlns:w16cex="http://schemas.microsoft.com/office/word/2018/wordml/cex" xmlns:w16cid="http://schemas.microsoft.com/office/word/2016/wordml/cid" xmlns:w16="http://schemas.microsoft.com/office/word/2018/wordml" xmlns:w16sdtdh="http://schemas.microsoft.com/office/word/2020/wordml/sdtdatahash" xmlns:w16se="http://schemas.microsoft.com/office/word/2015/wordml/symex" xmlns:wpg="http://schemas.microsoft.com/office/word/2010/wordprocessingGroup" xmlns:wpi="http://schemas.microsoft.com/office/word/2010/wordprocessingInk" xmlns:wne="http://schemas.microsoft.com/office/word/2006/wordml" xmlns:wps="http://schemas.microsoft.com/office/word/2010/wordprocessingShape" mc:Ignorable="w14 w15 w16se w16cid w16 w16cex w16sdtdh wp14">
+<w:ftr xmlns:wpc="http://schemas.microsoft.com/office/word/2010/wordprocessingCanvas" xmlns:cx="http://schemas.microsoft.com/office/drawing/2014/chartex" xmlns:cx1="http://schemas.microsoft.com/office/drawing/2015/9/8/chartex" xmlns:cx2="http://schemas.microsoft.com/office/drawing/2015/10/21/chartex" xmlns:cx3="http://schemas.microsoft.com/office/drawing/2016/5/9/chartex" xmlns:cx4="http://schemas.microsoft.com/office/drawing/2016/5/10/chartex" xmlns:cx5="http://schemas.microsoft.com/office/drawing/2016/5/11/chartex" xmlns:cx6="http://schemas.microsoft.com/office/drawing/2016/5/12/chartex" xmlns:cx7="http://schemas.microsoft.com/office/drawing/2016/5/13/chartex" xmlns:cx8="http://schemas.microsoft.com/office/drawing/2016/5/14/chartex" xmlns:mc="http://schemas.openxmlformats.org/markup-compatibility/2006" xmlns:aink="http://schemas.microsoft.com/office/drawing/2016/ink" xmlns:am3d="http://schemas.microsoft.com/office/drawing/2017/model3d" xmlns:o="urn:schemas-microsoft-com:office:office" xmlns:oel="http://schemas.microsoft.com/office/2019/extlst" xmlns:r="http://schemas.openxmlformats.org/officeDocument/2006/relationships" xmlns:m="http://schemas.openxmlformats.org/officeDocument/2006/math" xmlns:v="urn:schemas-microsoft-com:vml" xmlns:wp14="http://schemas.microsoft.com/office/word/2010/wordprocessingDrawing" xmlns:wp="http://schemas.openxmlformats.org/drawingml/2006/wordprocessingDrawing" xmlns:w10="urn:schemas-microsoft-com:office:word" xmlns:w="http://schemas.openxmlformats.org/wordprocessingml/2006/main" xmlns:w14="http://schemas.microsoft.com/office/word/2010/wordml" xmlns:w15="http://schemas.microsoft.com/office/word/2012/wordml" xmlns:w16cex="http://schemas.microsoft.com/office/word/2018/wordml/cex" xmlns:w16cid="http://schemas.microsoft.com/office/word/2016/wordml/cid" xmlns:w16="http://schemas.microsoft.com/office/word/2018/wordml" xmlns:w16du="http://schemas.microsoft.com/office/word/2023/wordml/word16du" xmlns:w16sdtdh="http://schemas.microsoft.com/office/word/2020/wordml/sdtdatahash" xmlns:w16sdtfl="http://schemas.microsoft.com/office/word/2024/wordml/sdtformatlock" xmlns:w16se="http://schemas.microsoft.com/office/word/2015/wordml/symex" xmlns:wpg="http://schemas.microsoft.com/office/word/2010/wordprocessingGroup" xmlns:wpi="http://schemas.microsoft.com/office/word/2010/wordprocessingInk" xmlns:wne="http://schemas.microsoft.com/office/word/2006/wordml" xmlns:wps="http://schemas.microsoft.com/office/word/2010/wordprocessingShape" mc:Ignorable="w14 w15 w16se w16cid w16 w16cex w16sdtdh w16sdtfl w16du wp14">
   <w:p/>
 </w:ftr>
 </file>
 
 <file path=word/footnotes.xml><?xml version="1.0" encoding="utf-8"?>
-<w:footnotes xmlns:wpc="http://schemas.microsoft.com/office/word/2010/wordprocessingCanvas" xmlns:cx="http://schemas.microsoft.com/office/drawing/2014/chartex" xmlns:cx1="http://schemas.microsoft.com/office/drawing/2015/9/8/chartex" xmlns:cx2="http://schemas.microsoft.com/office/drawing/2015/10/21/chartex" xmlns:cx3="http://schemas.microsoft.com/office/drawing/2016/5/9/chartex" xmlns:cx4="http://schemas.microsoft.com/office/drawing/2016/5/10/chartex" xmlns:cx5="http://schemas.microsoft.com/office/drawing/2016/5/11/chartex" xmlns:cx6="http://schemas.microsoft.com/office/drawing/2016/5/12/chartex" xmlns:cx7="http://schemas.microsoft.com/office/drawing/2016/5/13/chartex" xmlns:cx8="http://schemas.microsoft.com/office/drawing/2016/5/14/chartex" xmlns:mc="http://schemas.openxmlformats.org/markup-compatibility/2006" xmlns:aink="http://schemas.microsoft.com/office/drawing/2016/ink" xmlns:am3d="http://schemas.microsoft.com/office/drawing/2017/model3d" xmlns:o="urn:schemas-microsoft-com:office:office" xmlns:r="http://schemas.openxmlformats.org/officeDocument/2006/relationships" xmlns:m="http://schemas.openxmlformats.org/officeDocument/2006/math" xmlns:v="urn:schemas-microsoft-com:vml" xmlns:wp14="http://schemas.microsoft.com/office/word/2010/wordprocessingDrawing" xmlns:wp="http://schemas.openxmlformats.org/drawingml/2006/wordprocessingDrawing" xmlns:w10="urn:schemas-microsoft-com:office:word" xmlns:w="http://schemas.openxmlformats.org/wordprocessingml/2006/main" xmlns:w14="http://schemas.microsoft.com/office/word/2010/wordml" xmlns:w15="http://schemas.microsoft.com/office/word/2012/wordml" xmlns:w16cex="http://schemas.microsoft.com/office/word/2018/wordml/cex" xmlns:w16cid="http://schemas.microsoft.com/office/word/2016/wordml/cid" xmlns:w16="http://schemas.microsoft.com/office/word/2018/wordml" xmlns:w16sdtdh="http://schemas.microsoft.com/office/word/2020/wordml/sdtdatahash" xmlns:w16se="http://schemas.microsoft.com/office/word/2015/wordml/symex" xmlns:wpg="http://schemas.microsoft.com/office/word/2010/wordprocessingGroup" xmlns:wpi="http://schemas.microsoft.com/office/word/2010/wordprocessingInk" xmlns:wne="http://schemas.microsoft.com/office/word/2006/wordml" xmlns:wps="http://schemas.microsoft.com/office/word/2010/wordprocessingShape" mc:Ignorable="w14 w15 w16se w16cid w16 w16cex w16sdtdh wp14">
+<w:footnotes xmlns:wpc="http://schemas.microsoft.com/office/word/2010/wordprocessingCanvas" xmlns:cx="http://schemas.microsoft.com/office/drawing/2014/chartex" xmlns:cx1="http://schemas.microsoft.com/office/drawing/2015/9/8/chartex" xmlns:cx2="http://schemas.microsoft.com/office/drawing/2015/10/21/chartex" xmlns:cx3="http://schemas.microsoft.com/office/drawing/2016/5/9/chartex" xmlns:cx4="http://schemas.microsoft.com/office/drawing/2016/5/10/chartex" xmlns:cx5="http://schemas.microsoft.com/office/drawing/2016/5/11/chartex" xmlns:cx6="http://schemas.microsoft.com/office/drawing/2016/5/12/chartex" xmlns:cx7="http://schemas.microsoft.com/office/drawing/2016/5/13/chartex" xmlns:cx8="http://schemas.microsoft.com/office/drawing/2016/5/14/chartex" xmlns:mc="http://schemas.openxmlformats.org/markup-compatibility/2006" xmlns:aink="http://schemas.microsoft.com/office/drawing/2016/ink" xmlns:am3d="http://schemas.microsoft.com/office/drawing/2017/model3d" xmlns:o="urn:schemas-microsoft-com:office:office" xmlns:oel="http://schemas.microsoft.com/office/2019/extlst" xmlns:r="http://schemas.openxmlformats.org/officeDocument/2006/relationships" xmlns:m="http://schemas.openxmlformats.org/officeDocument/2006/math" xmlns:v="urn:schemas-microsoft-com:vml" xmlns:wp14="http://schemas.microsoft.com/office/word/2010/wordprocessingDrawing" xmlns:wp="http://schemas.openxmlformats.org/drawingml/2006/wordprocessingDrawing" xmlns:w10="urn:schemas-microsoft-com:office:word" xmlns:w="http://schemas.openxmlformats.org/wordprocessingml/2006/main" xmlns:w14="http://schemas.microsoft.com/office/word/2010/wordml" xmlns:w15="http://schemas.microsoft.com/office/word/2012/wordml" xmlns:w16cex="http://schemas.microsoft.com/office/word/2018/wordml/cex" xmlns:w16cid="http://schemas.microsoft.com/office/word/2016/wordml/cid" xmlns:w16="http://schemas.microsoft.com/office/word/2018/wordml" xmlns:w16du="http://schemas.microsoft.com/office/word/2023/wordml/word16du" xmlns:w16sdtdh="http://schemas.microsoft.com/office/word/2020/wordml/sdtdatahash" xmlns:w16sdtfl="http://schemas.microsoft.com/office/word/2024/wordml/sdtformatlock" xmlns:w16se="http://schemas.microsoft.com/office/word/2015/wordml/symex" xmlns:wpg="http://schemas.microsoft.com/office/word/2010/wordprocessingGroup" xmlns:wpi="http://schemas.microsoft.com/office/word/2010/wordprocessingInk" xmlns:wne="http://schemas.microsoft.com/office/word/2006/wordml" xmlns:wps="http://schemas.microsoft.com/office/word/2010/wordprocessingShape" mc:Ignorable="w14 w15 w16se w16cid w16 w16cex w16sdtdh w16sdtfl w16du wp14">
   <w:footnote w:type="separator" w:id="-1">
     <w:p>
       <w:r>
@@ -1438,7 +1663,7 @@
 </file>
 
 <file path=word/header1.xml><?xml version="1.0" encoding="utf-8"?>
-<w:hdr xmlns:wpc="http://schemas.microsoft.com/office/word/2010/wordprocessingCanvas" xmlns:cx="http://schemas.microsoft.com/office/drawing/2014/chartex" xmlns:cx1="http://schemas.microsoft.com/office/drawing/2015/9/8/chartex" xmlns:cx2="http://schemas.microsoft.com/office/drawing/2015/10/21/chartex" xmlns:cx3="http://schemas.microsoft.com/office/drawing/2016/5/9/chartex" xmlns:cx4="http://schemas.microsoft.com/office/drawing/2016/5/10/chartex" xmlns:cx5="http://schemas.microsoft.com/office/drawing/2016/5/11/chartex" xmlns:cx6="http://schemas.microsoft.com/office/drawing/2016/5/12/chartex" xmlns:cx7="http://schemas.microsoft.com/office/drawing/2016/5/13/chartex" xmlns:cx8="http://schemas.microsoft.com/office/drawing/2016/5/14/chartex" xmlns:mc="http://schemas.openxmlformats.org/markup-compatibility/2006" xmlns:aink="http://schemas.microsoft.com/office/drawing/2016/ink" xmlns:am3d="http://schemas.microsoft.com/office/drawing/2017/model3d" xmlns:o="urn:schemas-microsoft-com:office:office" xmlns:r="http://schemas.openxmlformats.org/officeDocument/2006/relationships" xmlns:m="http://schemas.openxmlformats.org/officeDocument/2006/math" xmlns:v="urn:schemas-microsoft-com:vml" xmlns:wp14="http://schemas.microsoft.com/office/word/2010/wordprocessingDrawing" xmlns:wp="http://schemas.openxmlformats.org/drawingml/2006/wordprocessingDrawing" xmlns:w10="urn:schemas-microsoft-com:office:word" xmlns:w="http://schemas.openxmlformats.org/wordprocessingml/2006/main" xmlns:w14="http://schemas.microsoft.com/office/word/2010/wordml" xmlns:w15="http://schemas.microsoft.com/office/word/2012/wordml" xmlns:w16cex="http://schemas.microsoft.com/office/word/2018/wordml/cex" xmlns:w16cid="http://schemas.microsoft.com/office/word/2016/wordml/cid" xmlns:w16="http://schemas.microsoft.com/office/word/2018/wordml" xmlns:w16sdtdh="http://schemas.microsoft.com/office/word/2020/wordml/sdtdatahash" xmlns:w16se="http://schemas.microsoft.com/office/word/2015/wordml/symex" xmlns:wpg="http://schemas.microsoft.com/office/word/2010/wordprocessingGroup" xmlns:wpi="http://schemas.microsoft.com/office/word/2010/wordprocessingInk" xmlns:wne="http://schemas.microsoft.com/office/word/2006/wordml" xmlns:wps="http://schemas.microsoft.com/office/word/2010/wordprocessingShape" mc:Ignorable="w14 w15 w16se w16cid w16 w16cex w16sdtdh wp14">
+<w:hdr xmlns:wpc="http://schemas.microsoft.com/office/word/2010/wordprocessingCanvas" xmlns:cx="http://schemas.microsoft.com/office/drawing/2014/chartex" xmlns:cx1="http://schemas.microsoft.com/office/drawing/2015/9/8/chartex" xmlns:cx2="http://schemas.microsoft.com/office/drawing/2015/10/21/chartex" xmlns:cx3="http://schemas.microsoft.com/office/drawing/2016/5/9/chartex" xmlns:cx4="http://schemas.microsoft.com/office/drawing/2016/5/10/chartex" xmlns:cx5="http://schemas.microsoft.com/office/drawing/2016/5/11/chartex" xmlns:cx6="http://schemas.microsoft.com/office/drawing/2016/5/12/chartex" xmlns:cx7="http://schemas.microsoft.com/office/drawing/2016/5/13/chartex" xmlns:cx8="http://schemas.microsoft.com/office/drawing/2016/5/14/chartex" xmlns:mc="http://schemas.openxmlformats.org/markup-compatibility/2006" xmlns:aink="http://schemas.microsoft.com/office/drawing/2016/ink" xmlns:am3d="http://schemas.microsoft.com/office/drawing/2017/model3d" xmlns:o="urn:schemas-microsoft-com:office:office" xmlns:oel="http://schemas.microsoft.com/office/2019/extlst" xmlns:r="http://schemas.openxmlformats.org/officeDocument/2006/relationships" xmlns:m="http://schemas.openxmlformats.org/officeDocument/2006/math" xmlns:v="urn:schemas-microsoft-com:vml" xmlns:wp14="http://schemas.microsoft.com/office/word/2010/wordprocessingDrawing" xmlns:wp="http://schemas.openxmlformats.org/drawingml/2006/wordprocessingDrawing" xmlns:w10="urn:schemas-microsoft-com:office:word" xmlns:w="http://schemas.openxmlformats.org/wordprocessingml/2006/main" xmlns:w14="http://schemas.microsoft.com/office/word/2010/wordml" xmlns:w15="http://schemas.microsoft.com/office/word/2012/wordml" xmlns:w16cex="http://schemas.microsoft.com/office/word/2018/wordml/cex" xmlns:w16cid="http://schemas.microsoft.com/office/word/2016/wordml/cid" xmlns:w16="http://schemas.microsoft.com/office/word/2018/wordml" xmlns:w16du="http://schemas.microsoft.com/office/word/2023/wordml/word16du" xmlns:w16sdtdh="http://schemas.microsoft.com/office/word/2020/wordml/sdtdatahash" xmlns:w16sdtfl="http://schemas.microsoft.com/office/word/2024/wordml/sdtformatlock" xmlns:w16se="http://schemas.microsoft.com/office/word/2015/wordml/symex" xmlns:wpg="http://schemas.microsoft.com/office/word/2010/wordprocessingGroup" xmlns:wpi="http://schemas.microsoft.com/office/word/2010/wordprocessingInk" xmlns:wne="http://schemas.microsoft.com/office/word/2006/wordml" xmlns:wps="http://schemas.microsoft.com/office/word/2010/wordprocessingShape" mc:Ignorable="w14 w15 w16se w16cid w16 w16cex w16sdtdh w16sdtfl w16du wp14">
   <w:p>
     <w:pPr>
       <w:jc w:val="right"/>
@@ -1447,7 +1672,7 @@
       </w:rPr>
     </w:pPr>
     <w:r>
-      <w:pict>
+      <w:pict w14:anchorId="4BDFDF9C">
         <v:shapetype id="_x0000_t75" coordsize="21600,21600" o:spt="75" o:preferrelative="t" path="m@4@5l@4@11@9@11@9@5xe" filled="f" stroked="f">
           <v:stroke joinstyle="miter"/>
           <v:formulas>
@@ -1484,7 +1709,7 @@
   </w:p>
   <w:p>
     <w:pPr>
-      <w:pStyle w:val="Header"/>
+      <w:pStyle w:val="Intestazione"/>
       <w:jc w:val="center"/>
       <w:rPr>
         <w:color w:val="808080"/>
@@ -1492,7 +1717,7 @@
       </w:rPr>
     </w:pPr>
     <w:r>
-      <w:pict>
+      <w:pict w14:anchorId="669234E4">
         <v:line id="Forma1" o:spid="_x0000_s1025" style="position:absolute;left:0;text-align:left;z-index:-251659776" from="-1pt,7.3pt" to="494pt,7.3pt" o:allowincell="f" strokecolor="#039" strokeweight=".35mm">
           <v:stroke color2="#fc6" joinstyle="miter"/>
         </v:line>
@@ -1503,13 +1728,13 @@
 </file>
 
 <file path=word/header2.xml><?xml version="1.0" encoding="utf-8"?>
-<w:hdr xmlns:wpc="http://schemas.microsoft.com/office/word/2010/wordprocessingCanvas" xmlns:cx="http://schemas.microsoft.com/office/drawing/2014/chartex" xmlns:cx1="http://schemas.microsoft.com/office/drawing/2015/9/8/chartex" xmlns:cx2="http://schemas.microsoft.com/office/drawing/2015/10/21/chartex" xmlns:cx3="http://schemas.microsoft.com/office/drawing/2016/5/9/chartex" xmlns:cx4="http://schemas.microsoft.com/office/drawing/2016/5/10/chartex" xmlns:cx5="http://schemas.microsoft.com/office/drawing/2016/5/11/chartex" xmlns:cx6="http://schemas.microsoft.com/office/drawing/2016/5/12/chartex" xmlns:cx7="http://schemas.microsoft.com/office/drawing/2016/5/13/chartex" xmlns:cx8="http://schemas.microsoft.com/office/drawing/2016/5/14/chartex" xmlns:mc="http://schemas.openxmlformats.org/markup-compatibility/2006" xmlns:aink="http://schemas.microsoft.com/office/drawing/2016/ink" xmlns:am3d="http://schemas.microsoft.com/office/drawing/2017/model3d" xmlns:o="urn:schemas-microsoft-com:office:office" xmlns:r="http://schemas.openxmlformats.org/officeDocument/2006/relationships" xmlns:m="http://schemas.openxmlformats.org/officeDocument/2006/math" xmlns:v="urn:schemas-microsoft-com:vml" xmlns:wp14="http://schemas.microsoft.com/office/word/2010/wordprocessingDrawing" xmlns:wp="http://schemas.openxmlformats.org/drawingml/2006/wordprocessingDrawing" xmlns:w10="urn:schemas-microsoft-com:office:word" xmlns:w="http://schemas.openxmlformats.org/wordprocessingml/2006/main" xmlns:w14="http://schemas.microsoft.com/office/word/2010/wordml" xmlns:w15="http://schemas.microsoft.com/office/word/2012/wordml" xmlns:w16cex="http://schemas.microsoft.com/office/word/2018/wordml/cex" xmlns:w16cid="http://schemas.microsoft.com/office/word/2016/wordml/cid" xmlns:w16="http://schemas.microsoft.com/office/word/2018/wordml" xmlns:w16sdtdh="http://schemas.microsoft.com/office/word/2020/wordml/sdtdatahash" xmlns:w16se="http://schemas.microsoft.com/office/word/2015/wordml/symex" xmlns:wpg="http://schemas.microsoft.com/office/word/2010/wordprocessingGroup" xmlns:wpi="http://schemas.microsoft.com/office/word/2010/wordprocessingInk" xmlns:wne="http://schemas.microsoft.com/office/word/2006/wordml" xmlns:wps="http://schemas.microsoft.com/office/word/2010/wordprocessingShape" mc:Ignorable="w14 w15 w16se w16cid w16 w16cex w16sdtdh wp14">
+<w:hdr xmlns:wpc="http://schemas.microsoft.com/office/word/2010/wordprocessingCanvas" xmlns:cx="http://schemas.microsoft.com/office/drawing/2014/chartex" xmlns:cx1="http://schemas.microsoft.com/office/drawing/2015/9/8/chartex" xmlns:cx2="http://schemas.microsoft.com/office/drawing/2015/10/21/chartex" xmlns:cx3="http://schemas.microsoft.com/office/drawing/2016/5/9/chartex" xmlns:cx4="http://schemas.microsoft.com/office/drawing/2016/5/10/chartex" xmlns:cx5="http://schemas.microsoft.com/office/drawing/2016/5/11/chartex" xmlns:cx6="http://schemas.microsoft.com/office/drawing/2016/5/12/chartex" xmlns:cx7="http://schemas.microsoft.com/office/drawing/2016/5/13/chartex" xmlns:cx8="http://schemas.microsoft.com/office/drawing/2016/5/14/chartex" xmlns:mc="http://schemas.openxmlformats.org/markup-compatibility/2006" xmlns:aink="http://schemas.microsoft.com/office/drawing/2016/ink" xmlns:am3d="http://schemas.microsoft.com/office/drawing/2017/model3d" xmlns:o="urn:schemas-microsoft-com:office:office" xmlns:oel="http://schemas.microsoft.com/office/2019/extlst" xmlns:r="http://schemas.openxmlformats.org/officeDocument/2006/relationships" xmlns:m="http://schemas.openxmlformats.org/officeDocument/2006/math" xmlns:v="urn:schemas-microsoft-com:vml" xmlns:wp14="http://schemas.microsoft.com/office/word/2010/wordprocessingDrawing" xmlns:wp="http://schemas.openxmlformats.org/drawingml/2006/wordprocessingDrawing" xmlns:w10="urn:schemas-microsoft-com:office:word" xmlns:w="http://schemas.openxmlformats.org/wordprocessingml/2006/main" xmlns:w14="http://schemas.microsoft.com/office/word/2010/wordml" xmlns:w15="http://schemas.microsoft.com/office/word/2012/wordml" xmlns:w16cex="http://schemas.microsoft.com/office/word/2018/wordml/cex" xmlns:w16cid="http://schemas.microsoft.com/office/word/2016/wordml/cid" xmlns:w16="http://schemas.microsoft.com/office/word/2018/wordml" xmlns:w16du="http://schemas.microsoft.com/office/word/2023/wordml/word16du" xmlns:w16sdtdh="http://schemas.microsoft.com/office/word/2020/wordml/sdtdatahash" xmlns:w16sdtfl="http://schemas.microsoft.com/office/word/2024/wordml/sdtformatlock" xmlns:w16se="http://schemas.microsoft.com/office/word/2015/wordml/symex" xmlns:wpg="http://schemas.microsoft.com/office/word/2010/wordprocessingGroup" xmlns:wpi="http://schemas.microsoft.com/office/word/2010/wordprocessingInk" xmlns:wne="http://schemas.microsoft.com/office/word/2006/wordml" xmlns:wps="http://schemas.microsoft.com/office/word/2010/wordprocessingShape" mc:Ignorable="w14 w15 w16se w16cid w16 w16cex w16sdtdh w16sdtfl w16du wp14">
   <w:p/>
 </w:hdr>
 </file>
 
 <file path=word/numbering.xml><?xml version="1.0" encoding="utf-8"?>
-<w:numbering xmlns:wpc="http://schemas.microsoft.com/office/word/2010/wordprocessingCanvas" xmlns:cx="http://schemas.microsoft.com/office/drawing/2014/chartex" xmlns:cx1="http://schemas.microsoft.com/office/drawing/2015/9/8/chartex" xmlns:cx2="http://schemas.microsoft.com/office/drawing/2015/10/21/chartex" xmlns:cx3="http://schemas.microsoft.com/office/drawing/2016/5/9/chartex" xmlns:cx4="http://schemas.microsoft.com/office/drawing/2016/5/10/chartex" xmlns:cx5="http://schemas.microsoft.com/office/drawing/2016/5/11/chartex" xmlns:cx6="http://schemas.microsoft.com/office/drawing/2016/5/12/chartex" xmlns:cx7="http://schemas.microsoft.com/office/drawing/2016/5/13/chartex" xmlns:cx8="http://schemas.microsoft.com/office/drawing/2016/5/14/chartex" xmlns:mc="http://schemas.openxmlformats.org/markup-compatibility/2006" xmlns:aink="http://schemas.microsoft.com/office/drawing/2016/ink" xmlns:am3d="http://schemas.microsoft.com/office/drawing/2017/model3d" xmlns:o="urn:schemas-microsoft-com:office:office" xmlns:r="http://schemas.openxmlformats.org/officeDocument/2006/relationships" xmlns:m="http://schemas.openxmlformats.org/officeDocument/2006/math" xmlns:v="urn:schemas-microsoft-com:vml" xmlns:wp14="http://schemas.microsoft.com/office/word/2010/wordprocessingDrawing" xmlns:wp="http://schemas.openxmlformats.org/drawingml/2006/wordprocessingDrawing" xmlns:w10="urn:schemas-microsoft-com:office:word" xmlns:w="http://schemas.openxmlformats.org/wordprocessingml/2006/main" xmlns:w14="http://schemas.microsoft.com/office/word/2010/wordml" xmlns:w15="http://schemas.microsoft.com/office/word/2012/wordml" xmlns:w16cex="http://schemas.microsoft.com/office/word/2018/wordml/cex" xmlns:w16cid="http://schemas.microsoft.com/office/word/2016/wordml/cid" xmlns:w16="http://schemas.microsoft.com/office/word/2018/wordml" xmlns:w16sdtdh="http://schemas.microsoft.com/office/word/2020/wordml/sdtdatahash" xmlns:w16se="http://schemas.microsoft.com/office/word/2015/wordml/symex" xmlns:wpg="http://schemas.microsoft.com/office/word/2010/wordprocessingGroup" xmlns:wpi="http://schemas.microsoft.com/office/word/2010/wordprocessingInk" xmlns:wne="http://schemas.microsoft.com/office/word/2006/wordml" xmlns:wps="http://schemas.microsoft.com/office/word/2010/wordprocessingShape" mc:Ignorable="w14 w15 w16se w16cid w16 w16cex w16sdtdh wp14">
+<w:numbering xmlns:wpc="http://schemas.microsoft.com/office/word/2010/wordprocessingCanvas" xmlns:cx="http://schemas.microsoft.com/office/drawing/2014/chartex" xmlns:cx1="http://schemas.microsoft.com/office/drawing/2015/9/8/chartex" xmlns:cx2="http://schemas.microsoft.com/office/drawing/2015/10/21/chartex" xmlns:cx3="http://schemas.microsoft.com/office/drawing/2016/5/9/chartex" xmlns:cx4="http://schemas.microsoft.com/office/drawing/2016/5/10/chartex" xmlns:cx5="http://schemas.microsoft.com/office/drawing/2016/5/11/chartex" xmlns:cx6="http://schemas.microsoft.com/office/drawing/2016/5/12/chartex" xmlns:cx7="http://schemas.microsoft.com/office/drawing/2016/5/13/chartex" xmlns:cx8="http://schemas.microsoft.com/office/drawing/2016/5/14/chartex" xmlns:mc="http://schemas.openxmlformats.org/markup-compatibility/2006" xmlns:aink="http://schemas.microsoft.com/office/drawing/2016/ink" xmlns:am3d="http://schemas.microsoft.com/office/drawing/2017/model3d" xmlns:o="urn:schemas-microsoft-com:office:office" xmlns:oel="http://schemas.microsoft.com/office/2019/extlst" xmlns:r="http://schemas.openxmlformats.org/officeDocument/2006/relationships" xmlns:m="http://schemas.openxmlformats.org/officeDocument/2006/math" xmlns:v="urn:schemas-microsoft-com:vml" xmlns:wp14="http://schemas.microsoft.com/office/word/2010/wordprocessingDrawing" xmlns:wp="http://schemas.openxmlformats.org/drawingml/2006/wordprocessingDrawing" xmlns:w10="urn:schemas-microsoft-com:office:word" xmlns:w="http://schemas.openxmlformats.org/wordprocessingml/2006/main" xmlns:w14="http://schemas.microsoft.com/office/word/2010/wordml" xmlns:w15="http://schemas.microsoft.com/office/word/2012/wordml" xmlns:w16cex="http://schemas.microsoft.com/office/word/2018/wordml/cex" xmlns:w16cid="http://schemas.microsoft.com/office/word/2016/wordml/cid" xmlns:w16="http://schemas.microsoft.com/office/word/2018/wordml" xmlns:w16du="http://schemas.microsoft.com/office/word/2023/wordml/word16du" xmlns:w16sdtdh="http://schemas.microsoft.com/office/word/2020/wordml/sdtdatahash" xmlns:w16sdtfl="http://schemas.microsoft.com/office/word/2024/wordml/sdtformatlock" xmlns:w16se="http://schemas.microsoft.com/office/word/2015/wordml/symex" xmlns:wpg="http://schemas.microsoft.com/office/word/2010/wordprocessingGroup" xmlns:wpi="http://schemas.microsoft.com/office/word/2010/wordprocessingInk" xmlns:wne="http://schemas.microsoft.com/office/word/2006/wordml" xmlns:wps="http://schemas.microsoft.com/office/word/2010/wordprocessingShape" mc:Ignorable="w14 w15 w16se w16cid w16 w16cex w16sdtdh w16sdtfl w16du wp14">
   <w:abstractNum w:abstractNumId="0" w15:restartNumberingAfterBreak="0">
     <w:nsid w:val="00000001"/>
     <w:multiLevelType w:val="multilevel"/>
@@ -1517,7 +1742,7 @@
     <w:lvl w:ilvl="0">
       <w:start w:val="1"/>
       <w:numFmt w:val="none"/>
-      <w:pStyle w:val="Heading1"/>
+      <w:pStyle w:val="Titolo1"/>
       <w:suff w:val="nothing"/>
       <w:lvlText w:val="%1"/>
       <w:lvlJc w:val="left"/>
@@ -1531,7 +1756,7 @@
     <w:lvl w:ilvl="1">
       <w:start w:val="1"/>
       <w:numFmt w:val="none"/>
-      <w:pStyle w:val="Heading2"/>
+      <w:pStyle w:val="Titolo2"/>
       <w:suff w:val="nothing"/>
       <w:lvlText w:val="%2"/>
       <w:lvlJc w:val="left"/>
@@ -1545,7 +1770,7 @@
     <w:lvl w:ilvl="2">
       <w:start w:val="1"/>
       <w:numFmt w:val="none"/>
-      <w:pStyle w:val="Heading3"/>
+      <w:pStyle w:val="Titolo3"/>
       <w:suff w:val="nothing"/>
       <w:lvlText w:val="%3"/>
       <w:lvlJc w:val="left"/>
@@ -1559,7 +1784,7 @@
     <w:lvl w:ilvl="3">
       <w:start w:val="1"/>
       <w:numFmt w:val="none"/>
-      <w:pStyle w:val="Heading4"/>
+      <w:pStyle w:val="Titolo4"/>
       <w:suff w:val="nothing"/>
       <w:lvlText w:val="%4"/>
       <w:lvlJc w:val="left"/>
@@ -1573,7 +1798,7 @@
     <w:lvl w:ilvl="4">
       <w:start w:val="1"/>
       <w:numFmt w:val="none"/>
-      <w:pStyle w:val="Heading5"/>
+      <w:pStyle w:val="Titolo5"/>
       <w:suff w:val="nothing"/>
       <w:lvlText w:val="%5"/>
       <w:lvlJc w:val="left"/>
@@ -1587,7 +1812,7 @@
     <w:lvl w:ilvl="5">
       <w:start w:val="1"/>
       <w:numFmt w:val="none"/>
-      <w:pStyle w:val="Heading6"/>
+      <w:pStyle w:val="Titolo6"/>
       <w:suff w:val="nothing"/>
       <w:lvlText w:val="%6"/>
       <w:lvlJc w:val="left"/>
@@ -1601,7 +1826,7 @@
     <w:lvl w:ilvl="6">
       <w:start w:val="1"/>
       <w:numFmt w:val="none"/>
-      <w:pStyle w:val="Heading7"/>
+      <w:pStyle w:val="Titolo7"/>
       <w:suff w:val="nothing"/>
       <w:lvlText w:val="%7"/>
       <w:lvlJc w:val="left"/>
@@ -1615,7 +1840,7 @@
     <w:lvl w:ilvl="7">
       <w:start w:val="1"/>
       <w:numFmt w:val="none"/>
-      <w:pStyle w:val="Heading8"/>
+      <w:pStyle w:val="Titolo8"/>
       <w:suff w:val="nothing"/>
       <w:lvlText w:val="%8"/>
       <w:lvlJc w:val="left"/>
@@ -1629,7 +1854,7 @@
     <w:lvl w:ilvl="8">
       <w:start w:val="1"/>
       <w:numFmt w:val="none"/>
-      <w:pStyle w:val="Heading9"/>
+      <w:pStyle w:val="Titolo9"/>
       <w:suff w:val="nothing"/>
       <w:lvlText w:val="%9"/>
       <w:lvlJc w:val="left"/>
@@ -1846,44 +2071,44 @@
       </w:rPr>
     </w:lvl>
   </w:abstractNum>
-  <w:num w:numId="1">
+  <w:num w:numId="1" w16cid:durableId="761728258">
     <w:abstractNumId w:val="0"/>
   </w:num>
-  <w:num w:numId="2">
+  <w:num w:numId="2" w16cid:durableId="2010139258">
     <w:abstractNumId w:val="1"/>
   </w:num>
-  <w:num w:numId="3">
+  <w:num w:numId="3" w16cid:durableId="89786054">
     <w:abstractNumId w:val="2"/>
   </w:num>
-  <w:num w:numId="4">
+  <w:num w:numId="4" w16cid:durableId="863518065">
     <w:abstractNumId w:val="3"/>
   </w:num>
-  <w:num w:numId="5">
+  <w:num w:numId="5" w16cid:durableId="138696711">
     <w:abstractNumId w:val="4"/>
   </w:num>
-  <w:num w:numId="6">
+  <w:num w:numId="6" w16cid:durableId="1785611319">
     <w:abstractNumId w:val="5"/>
   </w:num>
-  <w:num w:numId="7">
+  <w:num w:numId="7" w16cid:durableId="325475109">
     <w:abstractNumId w:val="6"/>
   </w:num>
-  <w:num w:numId="8">
+  <w:num w:numId="8" w16cid:durableId="902562277">
     <w:abstractNumId w:val="7"/>
   </w:num>
-  <w:num w:numId="9">
+  <w:num w:numId="9" w16cid:durableId="1296525159">
     <w:abstractNumId w:val="8"/>
   </w:num>
-  <w:num w:numId="10">
+  <w:num w:numId="10" w16cid:durableId="281421227">
     <w:abstractNumId w:val="9"/>
   </w:num>
-  <w:num w:numId="11">
+  <w:num w:numId="11" w16cid:durableId="1641305106">
     <w:abstractNumId w:val="10"/>
   </w:num>
 </w:numbering>
 </file>
 
 <file path=word/styles.xml><?xml version="1.0" encoding="utf-8"?>
-<w:styles xmlns:mc="http://schemas.openxmlformats.org/markup-compatibility/2006" xmlns:r="http://schemas.openxmlformats.org/officeDocument/2006/relationships" xmlns:w="http://schemas.openxmlformats.org/wordprocessingml/2006/main" xmlns:w14="http://schemas.microsoft.com/office/word/2010/wordml" xmlns:w15="http://schemas.microsoft.com/office/word/2012/wordml" xmlns:w16cex="http://schemas.microsoft.com/office/word/2018/wordml/cex" xmlns:w16cid="http://schemas.microsoft.com/office/word/2016/wordml/cid" xmlns:w16="http://schemas.microsoft.com/office/word/2018/wordml" xmlns:w16sdtdh="http://schemas.microsoft.com/office/word/2020/wordml/sdtdatahash" xmlns:w16se="http://schemas.microsoft.com/office/word/2015/wordml/symex" mc:Ignorable="w14 w15 w16se w16cid w16 w16cex w16sdtdh">
+<w:styles xmlns:mc="http://schemas.openxmlformats.org/markup-compatibility/2006" xmlns:r="http://schemas.openxmlformats.org/officeDocument/2006/relationships" xmlns:w="http://schemas.openxmlformats.org/wordprocessingml/2006/main" xmlns:w14="http://schemas.microsoft.com/office/word/2010/wordml" xmlns:w15="http://schemas.microsoft.com/office/word/2012/wordml" xmlns:w16cex="http://schemas.microsoft.com/office/word/2018/wordml/cex" xmlns:w16cid="http://schemas.microsoft.com/office/word/2016/wordml/cid" xmlns:w16="http://schemas.microsoft.com/office/word/2018/wordml" xmlns:w16du="http://schemas.microsoft.com/office/word/2023/wordml/word16du" xmlns:w16sdtdh="http://schemas.microsoft.com/office/word/2020/wordml/sdtdatahash" xmlns:w16sdtfl="http://schemas.microsoft.com/office/word/2024/wordml/sdtformatlock" xmlns:w16se="http://schemas.microsoft.com/office/word/2015/wordml/symex" mc:Ignorable="w14 w15 w16se w16cid w16 w16cex w16sdtdh w16sdtfl w16du">
   <w:docDefaults>
     <w:rPrDefault>
       <w:rPr>
@@ -2271,7 +2496,7 @@
     <w:lsdException w:name="Unresolved Mention" w:semiHidden="1" w:unhideWhenUsed="1"/>
     <w:lsdException w:name="Smart Link" w:semiHidden="1" w:unhideWhenUsed="1"/>
   </w:latentStyles>
-  <w:style w:type="paragraph" w:default="1" w:styleId="Normal">
+  <w:style w:type="paragraph" w:default="1" w:styleId="Normale">
     <w:name w:val="Normal"/>
     <w:qFormat/>
     <w:pPr>
@@ -2283,10 +2508,10 @@
       <w:lang w:val="it-IT" w:eastAsia="zh-CN"/>
     </w:rPr>
   </w:style>
-  <w:style w:type="paragraph" w:styleId="Heading1">
+  <w:style w:type="paragraph" w:styleId="Titolo1">
     <w:name w:val="heading 1"/>
-    <w:basedOn w:val="Normal"/>
-    <w:next w:val="Normal"/>
+    <w:basedOn w:val="Normale"/>
+    <w:next w:val="Normale"/>
     <w:qFormat/>
     <w:pPr>
       <w:keepNext/>
@@ -2301,10 +2526,10 @@
       <w:sz w:val="32"/>
     </w:rPr>
   </w:style>
-  <w:style w:type="paragraph" w:styleId="Heading2">
+  <w:style w:type="paragraph" w:styleId="Titolo2">
     <w:name w:val="heading 2"/>
-    <w:basedOn w:val="Normal"/>
-    <w:next w:val="Normal"/>
+    <w:basedOn w:val="Normale"/>
+    <w:next w:val="Normale"/>
     <w:qFormat/>
     <w:pPr>
       <w:keepNext/>
@@ -2320,10 +2545,10 @@
       <w:bCs/>
     </w:rPr>
   </w:style>
-  <w:style w:type="paragraph" w:styleId="Heading3">
+  <w:style w:type="paragraph" w:styleId="Titolo3">
     <w:name w:val="heading 3"/>
-    <w:basedOn w:val="Normal"/>
-    <w:next w:val="Normal"/>
+    <w:basedOn w:val="Normale"/>
+    <w:next w:val="Normale"/>
     <w:qFormat/>
     <w:pPr>
       <w:keepNext/>
@@ -2342,10 +2567,10 @@
       <w:szCs w:val="26"/>
     </w:rPr>
   </w:style>
-  <w:style w:type="paragraph" w:styleId="Heading4">
+  <w:style w:type="paragraph" w:styleId="Titolo4">
     <w:name w:val="heading 4"/>
-    <w:basedOn w:val="Normal"/>
-    <w:next w:val="Normal"/>
+    <w:basedOn w:val="Normale"/>
+    <w:next w:val="Normale"/>
     <w:qFormat/>
     <w:pPr>
       <w:keepNext/>
@@ -2363,10 +2588,10 @@
       <w:szCs w:val="28"/>
     </w:rPr>
   </w:style>
-  <w:style w:type="paragraph" w:styleId="Heading5">
+  <w:style w:type="paragraph" w:styleId="Titolo5">
     <w:name w:val="heading 5"/>
-    <w:basedOn w:val="Normal"/>
-    <w:next w:val="Normal"/>
+    <w:basedOn w:val="Normale"/>
+    <w:next w:val="Normale"/>
     <w:qFormat/>
     <w:pPr>
       <w:numPr>
@@ -2385,10 +2610,10 @@
       <w:szCs w:val="26"/>
     </w:rPr>
   </w:style>
-  <w:style w:type="paragraph" w:styleId="Heading6">
+  <w:style w:type="paragraph" w:styleId="Titolo6">
     <w:name w:val="heading 6"/>
-    <w:basedOn w:val="Normal"/>
-    <w:next w:val="Normal"/>
+    <w:basedOn w:val="Normale"/>
+    <w:next w:val="Normale"/>
     <w:qFormat/>
     <w:pPr>
       <w:numPr>
@@ -2405,10 +2630,10 @@
       <w:szCs w:val="22"/>
     </w:rPr>
   </w:style>
-  <w:style w:type="paragraph" w:styleId="Heading7">
+  <w:style w:type="paragraph" w:styleId="Titolo7">
     <w:name w:val="heading 7"/>
-    <w:basedOn w:val="Normal"/>
-    <w:next w:val="Normal"/>
+    <w:basedOn w:val="Normale"/>
+    <w:next w:val="Normale"/>
     <w:qFormat/>
     <w:pPr>
       <w:numPr>
@@ -2419,10 +2644,10 @@
       <w:outlineLvl w:val="6"/>
     </w:pPr>
   </w:style>
-  <w:style w:type="paragraph" w:styleId="Heading8">
+  <w:style w:type="paragraph" w:styleId="Titolo8">
     <w:name w:val="heading 8"/>
-    <w:basedOn w:val="Normal"/>
-    <w:next w:val="Normal"/>
+    <w:basedOn w:val="Normale"/>
+    <w:next w:val="Normale"/>
     <w:qFormat/>
     <w:pPr>
       <w:numPr>
@@ -2437,10 +2662,10 @@
       <w:iCs/>
     </w:rPr>
   </w:style>
-  <w:style w:type="paragraph" w:styleId="Heading9">
+  <w:style w:type="paragraph" w:styleId="Titolo9">
     <w:name w:val="heading 9"/>
-    <w:basedOn w:val="Normal"/>
-    <w:next w:val="Normal"/>
+    <w:basedOn w:val="Normale"/>
+    <w:next w:val="Normale"/>
     <w:qFormat/>
     <w:pPr>
       <w:numPr>
@@ -2456,13 +2681,13 @@
       <w:szCs w:val="22"/>
     </w:rPr>
   </w:style>
-  <w:style w:type="character" w:default="1" w:styleId="DefaultParagraphFont">
+  <w:style w:type="character" w:default="1" w:styleId="Carpredefinitoparagrafo">
     <w:name w:val="Default Paragraph Font"/>
     <w:uiPriority w:val="1"/>
     <w:semiHidden/>
     <w:unhideWhenUsed/>
   </w:style>
-  <w:style w:type="table" w:default="1" w:styleId="TableNormal">
+  <w:style w:type="table" w:default="1" w:styleId="Tabellanormale">
     <w:name w:val="Normal Table"/>
     <w:uiPriority w:val="99"/>
     <w:semiHidden/>
@@ -2477,7 +2702,7 @@
       </w:tblCellMar>
     </w:tblPr>
   </w:style>
-  <w:style w:type="numbering" w:default="1" w:styleId="NoList">
+  <w:style w:type="numbering" w:default="1" w:styleId="Nessunelenco">
     <w:name w:val="No List"/>
     <w:uiPriority w:val="99"/>
     <w:semiHidden/>
@@ -2745,7 +2970,7 @@
   <w:style w:type="character" w:customStyle="1" w:styleId="Carpredefinitoparagrafo1">
     <w:name w:val="Car. predefinito paragrafo1"/>
   </w:style>
-  <w:style w:type="character" w:styleId="Hyperlink">
+  <w:style w:type="character" w:styleId="Collegamentoipertestuale">
     <w:name w:val="Hyperlink"/>
     <w:rPr>
       <w:color w:val="0000FF"/>
@@ -2792,10 +3017,10 @@
       <w:szCs w:val="18"/>
     </w:rPr>
   </w:style>
-  <w:style w:type="paragraph" w:customStyle="1" w:styleId="Titolo2">
+  <w:style w:type="paragraph" w:customStyle="1" w:styleId="Titolo20">
     <w:name w:val="Titolo2"/>
-    <w:basedOn w:val="Normal"/>
-    <w:next w:val="BodyText"/>
+    <w:basedOn w:val="Normale"/>
+    <w:next w:val="Corpotesto"/>
     <w:pPr>
       <w:keepNext/>
       <w:spacing w:before="240" w:after="120"/>
@@ -2806,23 +3031,23 @@
       <w:szCs w:val="28"/>
     </w:rPr>
   </w:style>
-  <w:style w:type="paragraph" w:styleId="BodyText">
+  <w:style w:type="paragraph" w:styleId="Corpotesto">
     <w:name w:val="Body Text"/>
-    <w:basedOn w:val="Normal"/>
+    <w:basedOn w:val="Normale"/>
     <w:pPr>
       <w:jc w:val="both"/>
     </w:pPr>
   </w:style>
-  <w:style w:type="paragraph" w:styleId="List">
+  <w:style w:type="paragraph" w:styleId="Elenco">
     <w:name w:val="List"/>
-    <w:basedOn w:val="Normal"/>
+    <w:basedOn w:val="Normale"/>
     <w:pPr>
       <w:ind w:left="283" w:hanging="283"/>
     </w:pPr>
   </w:style>
-  <w:style w:type="paragraph" w:styleId="Caption">
+  <w:style w:type="paragraph" w:styleId="Didascalia">
     <w:name w:val="caption"/>
-    <w:basedOn w:val="Normal"/>
+    <w:basedOn w:val="Normale"/>
     <w:qFormat/>
     <w:pPr>
       <w:suppressLineNumbers/>
@@ -2836,7 +3061,7 @@
   </w:style>
   <w:style w:type="paragraph" w:customStyle="1" w:styleId="Indice">
     <w:name w:val="Indice"/>
-    <w:basedOn w:val="Normal"/>
+    <w:basedOn w:val="Normale"/>
     <w:pPr>
       <w:suppressLineNumbers/>
     </w:pPr>
@@ -2846,7 +3071,7 @@
   </w:style>
   <w:style w:type="paragraph" w:customStyle="1" w:styleId="caption1">
     <w:name w:val="caption1"/>
-    <w:basedOn w:val="Normal"/>
+    <w:basedOn w:val="Normale"/>
     <w:pPr>
       <w:suppressLineNumbers/>
       <w:spacing w:before="120" w:after="120"/>
@@ -2859,8 +3084,8 @@
   </w:style>
   <w:style w:type="paragraph" w:customStyle="1" w:styleId="caption11">
     <w:name w:val="caption11"/>
-    <w:basedOn w:val="Normal"/>
-    <w:next w:val="Normal"/>
+    <w:basedOn w:val="Normale"/>
+    <w:next w:val="Normale"/>
     <w:pPr>
       <w:spacing w:before="120" w:after="120"/>
     </w:pPr>
@@ -2871,10 +3096,10 @@
       <w:szCs w:val="20"/>
     </w:rPr>
   </w:style>
-  <w:style w:type="paragraph" w:customStyle="1" w:styleId="Titolo1">
+  <w:style w:type="paragraph" w:customStyle="1" w:styleId="Titolo10">
     <w:name w:val="Titolo1"/>
-    <w:basedOn w:val="Normal"/>
-    <w:next w:val="BodyText"/>
+    <w:basedOn w:val="Normale"/>
+    <w:next w:val="Corpotesto"/>
     <w:pPr>
       <w:spacing w:before="240" w:after="60"/>
       <w:jc w:val="center"/>
@@ -2891,7 +3116,7 @@
   </w:style>
   <w:style w:type="paragraph" w:customStyle="1" w:styleId="Intestazioneepidipagina">
     <w:name w:val="Intestazione e piè di pagina"/>
-    <w:basedOn w:val="Normal"/>
+    <w:basedOn w:val="Normale"/>
     <w:pPr>
       <w:suppressLineNumbers/>
       <w:tabs>
@@ -2900,9 +3125,9 @@
       </w:tabs>
     </w:pPr>
   </w:style>
-  <w:style w:type="paragraph" w:styleId="Header">
+  <w:style w:type="paragraph" w:styleId="Intestazione">
     <w:name w:val="header"/>
-    <w:basedOn w:val="Normal"/>
+    <w:basedOn w:val="Normale"/>
     <w:pPr>
       <w:tabs>
         <w:tab w:val="center" w:pos="4819"/>
@@ -2910,9 +3135,9 @@
       </w:tabs>
     </w:pPr>
   </w:style>
-  <w:style w:type="paragraph" w:styleId="Footer">
+  <w:style w:type="paragraph" w:styleId="Pidipagina">
     <w:name w:val="footer"/>
-    <w:basedOn w:val="Normal"/>
+    <w:basedOn w:val="Normale"/>
     <w:pPr>
       <w:tabs>
         <w:tab w:val="center" w:pos="4819"/>
@@ -2920,9 +3145,9 @@
       </w:tabs>
     </w:pPr>
   </w:style>
-  <w:style w:type="paragraph" w:styleId="BodyTextIndent">
+  <w:style w:type="paragraph" w:styleId="Rientrocorpodeltesto">
     <w:name w:val="Body Text Indent"/>
-    <w:basedOn w:val="Normal"/>
+    <w:basedOn w:val="Normale"/>
     <w:pPr>
       <w:spacing w:line="360" w:lineRule="auto"/>
       <w:ind w:left="360"/>
@@ -2931,14 +3156,14 @@
   </w:style>
   <w:style w:type="paragraph" w:customStyle="1" w:styleId="Corpodeltesto21">
     <w:name w:val="Corpo del testo 21"/>
-    <w:basedOn w:val="Normal"/>
+    <w:basedOn w:val="Normale"/>
     <w:pPr>
       <w:spacing w:after="120" w:line="480" w:lineRule="auto"/>
     </w:pPr>
   </w:style>
   <w:style w:type="paragraph" w:customStyle="1" w:styleId="Corpodeltesto31">
     <w:name w:val="Corpo del testo 31"/>
-    <w:basedOn w:val="Normal"/>
+    <w:basedOn w:val="Normale"/>
     <w:pPr>
       <w:spacing w:after="120"/>
     </w:pPr>
@@ -2949,40 +3174,40 @@
   </w:style>
   <w:style w:type="paragraph" w:customStyle="1" w:styleId="Data1">
     <w:name w:val="Data1"/>
-    <w:basedOn w:val="Normal"/>
-    <w:next w:val="Normal"/>
+    <w:basedOn w:val="Normale"/>
+    <w:next w:val="Normale"/>
   </w:style>
   <w:style w:type="paragraph" w:customStyle="1" w:styleId="Puntoelenco22">
     <w:name w:val="Punto elenco 22"/>
-    <w:basedOn w:val="Normal"/>
+    <w:basedOn w:val="Normale"/>
     <w:pPr>
       <w:ind w:left="566" w:hanging="283"/>
     </w:pPr>
   </w:style>
   <w:style w:type="paragraph" w:customStyle="1" w:styleId="Puntoelenco32">
     <w:name w:val="Punto elenco 32"/>
-    <w:basedOn w:val="Normal"/>
+    <w:basedOn w:val="Normale"/>
     <w:pPr>
       <w:ind w:left="849" w:hanging="283"/>
     </w:pPr>
   </w:style>
   <w:style w:type="paragraph" w:customStyle="1" w:styleId="Puntoelenco42">
     <w:name w:val="Punto elenco 42"/>
-    <w:basedOn w:val="Normal"/>
+    <w:basedOn w:val="Normale"/>
     <w:pPr>
       <w:ind w:left="1132" w:hanging="283"/>
     </w:pPr>
   </w:style>
   <w:style w:type="paragraph" w:customStyle="1" w:styleId="Puntoelenco52">
     <w:name w:val="Punto elenco 52"/>
-    <w:basedOn w:val="Normal"/>
+    <w:basedOn w:val="Normale"/>
     <w:pPr>
       <w:ind w:left="1415" w:hanging="283"/>
     </w:pPr>
   </w:style>
   <w:style w:type="paragraph" w:customStyle="1" w:styleId="Elencocontinua1">
     <w:name w:val="Elenco continua1"/>
-    <w:basedOn w:val="Normal"/>
+    <w:basedOn w:val="Normale"/>
     <w:pPr>
       <w:spacing w:after="120"/>
       <w:ind w:left="283"/>
@@ -2990,7 +3215,7 @@
   </w:style>
   <w:style w:type="paragraph" w:customStyle="1" w:styleId="Elencocontinua21">
     <w:name w:val="Elenco continua 21"/>
-    <w:basedOn w:val="Normal"/>
+    <w:basedOn w:val="Normale"/>
     <w:pPr>
       <w:spacing w:after="120"/>
       <w:ind w:left="566"/>
@@ -2998,7 +3223,7 @@
   </w:style>
   <w:style w:type="paragraph" w:customStyle="1" w:styleId="Elencocontinua31">
     <w:name w:val="Elenco continua 31"/>
-    <w:basedOn w:val="Normal"/>
+    <w:basedOn w:val="Normale"/>
     <w:pPr>
       <w:spacing w:after="120"/>
       <w:ind w:left="849"/>
@@ -3006,7 +3231,7 @@
   </w:style>
   <w:style w:type="paragraph" w:customStyle="1" w:styleId="Elencocontinua41">
     <w:name w:val="Elenco continua 41"/>
-    <w:basedOn w:val="Normal"/>
+    <w:basedOn w:val="Normale"/>
     <w:pPr>
       <w:spacing w:after="120"/>
       <w:ind w:left="1132"/>
@@ -3014,126 +3239,126 @@
   </w:style>
   <w:style w:type="paragraph" w:customStyle="1" w:styleId="Elencocontinua51">
     <w:name w:val="Elenco continua 51"/>
-    <w:basedOn w:val="Normal"/>
+    <w:basedOn w:val="Normale"/>
     <w:pPr>
       <w:spacing w:after="120"/>
       <w:ind w:left="1415"/>
     </w:pPr>
   </w:style>
-  <w:style w:type="paragraph" w:styleId="Signature">
+  <w:style w:type="paragraph" w:styleId="Firma">
     <w:name w:val="Signature"/>
-    <w:basedOn w:val="Normal"/>
+    <w:basedOn w:val="Normale"/>
     <w:pPr>
       <w:ind w:left="4252"/>
     </w:pPr>
   </w:style>
-  <w:style w:type="paragraph" w:styleId="E-mailSignature">
+  <w:style w:type="paragraph" w:styleId="Firmadipostaelettronica">
     <w:name w:val="E-mail Signature"/>
-    <w:basedOn w:val="Normal"/>
+    <w:basedOn w:val="Normale"/>
   </w:style>
   <w:style w:type="paragraph" w:customStyle="1" w:styleId="Formuladiapertura1">
     <w:name w:val="Formula di apertura1"/>
-    <w:basedOn w:val="Normal"/>
-    <w:next w:val="Normal"/>
+    <w:basedOn w:val="Normale"/>
+    <w:next w:val="Normale"/>
   </w:style>
   <w:style w:type="paragraph" w:customStyle="1" w:styleId="Formuladiapertura2">
     <w:name w:val="Formula di apertura2"/>
-    <w:basedOn w:val="Normal"/>
+    <w:basedOn w:val="Normale"/>
     <w:pPr>
       <w:ind w:left="4252"/>
     </w:pPr>
   </w:style>
-  <w:style w:type="paragraph" w:styleId="Index1">
+  <w:style w:type="paragraph" w:styleId="Indice1">
     <w:name w:val="index 1"/>
-    <w:basedOn w:val="Normal"/>
-    <w:next w:val="Normal"/>
+    <w:basedOn w:val="Normale"/>
+    <w:next w:val="Normale"/>
     <w:pPr>
       <w:ind w:left="240" w:hanging="240"/>
     </w:pPr>
   </w:style>
-  <w:style w:type="paragraph" w:styleId="Index2">
+  <w:style w:type="paragraph" w:styleId="Indice2">
     <w:name w:val="index 2"/>
-    <w:basedOn w:val="Normal"/>
-    <w:next w:val="Normal"/>
+    <w:basedOn w:val="Normale"/>
+    <w:next w:val="Normale"/>
     <w:pPr>
       <w:ind w:left="480" w:hanging="240"/>
     </w:pPr>
   </w:style>
-  <w:style w:type="paragraph" w:styleId="Index3">
+  <w:style w:type="paragraph" w:styleId="Indice3">
     <w:name w:val="index 3"/>
-    <w:basedOn w:val="Normal"/>
-    <w:next w:val="Normal"/>
+    <w:basedOn w:val="Normale"/>
+    <w:next w:val="Normale"/>
     <w:pPr>
       <w:ind w:left="720" w:hanging="240"/>
     </w:pPr>
   </w:style>
-  <w:style w:type="paragraph" w:styleId="TOC4">
+  <w:style w:type="paragraph" w:styleId="Sommario4">
     <w:name w:val="toc 4"/>
-    <w:basedOn w:val="Normal"/>
-    <w:next w:val="Normal"/>
+    <w:basedOn w:val="Normale"/>
+    <w:next w:val="Normale"/>
     <w:pPr>
       <w:ind w:left="960" w:hanging="240"/>
     </w:pPr>
   </w:style>
-  <w:style w:type="paragraph" w:styleId="TOC5">
+  <w:style w:type="paragraph" w:styleId="Sommario5">
     <w:name w:val="toc 5"/>
-    <w:basedOn w:val="Normal"/>
-    <w:next w:val="Normal"/>
+    <w:basedOn w:val="Normale"/>
+    <w:next w:val="Normale"/>
     <w:pPr>
       <w:ind w:left="1200" w:hanging="240"/>
     </w:pPr>
   </w:style>
-  <w:style w:type="paragraph" w:styleId="TOC6">
+  <w:style w:type="paragraph" w:styleId="Sommario6">
     <w:name w:val="toc 6"/>
-    <w:basedOn w:val="Normal"/>
-    <w:next w:val="Normal"/>
+    <w:basedOn w:val="Normale"/>
+    <w:next w:val="Normale"/>
     <w:pPr>
       <w:ind w:left="1440" w:hanging="240"/>
     </w:pPr>
   </w:style>
-  <w:style w:type="paragraph" w:styleId="TOC7">
+  <w:style w:type="paragraph" w:styleId="Sommario7">
     <w:name w:val="toc 7"/>
-    <w:basedOn w:val="Normal"/>
-    <w:next w:val="Normal"/>
+    <w:basedOn w:val="Normale"/>
+    <w:next w:val="Normale"/>
     <w:pPr>
       <w:ind w:left="1680" w:hanging="240"/>
     </w:pPr>
   </w:style>
-  <w:style w:type="paragraph" w:styleId="TOC8">
+  <w:style w:type="paragraph" w:styleId="Sommario8">
     <w:name w:val="toc 8"/>
-    <w:basedOn w:val="Normal"/>
-    <w:next w:val="Normal"/>
+    <w:basedOn w:val="Normale"/>
+    <w:next w:val="Normale"/>
     <w:pPr>
       <w:ind w:left="1920" w:hanging="240"/>
     </w:pPr>
   </w:style>
-  <w:style w:type="paragraph" w:styleId="TOC9">
+  <w:style w:type="paragraph" w:styleId="Sommario9">
     <w:name w:val="toc 9"/>
-    <w:basedOn w:val="Normal"/>
-    <w:next w:val="Normal"/>
+    <w:basedOn w:val="Normale"/>
+    <w:next w:val="Normale"/>
     <w:pPr>
       <w:ind w:left="2160" w:hanging="240"/>
     </w:pPr>
   </w:style>
   <w:style w:type="paragraph" w:customStyle="1" w:styleId="Indicedellefigure1">
     <w:name w:val="Indice delle figure1"/>
-    <w:basedOn w:val="Normal"/>
-    <w:next w:val="Normal"/>
+    <w:basedOn w:val="Normale"/>
+    <w:next w:val="Normale"/>
     <w:pPr>
       <w:ind w:left="480" w:hanging="480"/>
     </w:pPr>
   </w:style>
   <w:style w:type="paragraph" w:customStyle="1" w:styleId="Indicefonti1">
     <w:name w:val="Indice fonti1"/>
-    <w:basedOn w:val="Normal"/>
-    <w:next w:val="Normal"/>
+    <w:basedOn w:val="Normale"/>
+    <w:next w:val="Normale"/>
     <w:pPr>
       <w:ind w:left="240" w:hanging="240"/>
     </w:pPr>
   </w:style>
-  <w:style w:type="paragraph" w:styleId="EnvelopeAddress">
+  <w:style w:type="paragraph" w:styleId="Indirizzodestinatario">
     <w:name w:val="envelope address"/>
-    <w:basedOn w:val="Normal"/>
+    <w:basedOn w:val="Normale"/>
     <w:pPr>
       <w:ind w:left="2880"/>
     </w:pPr>
@@ -3141,17 +3366,17 @@
       <w:rFonts w:ascii="Arial" w:hAnsi="Arial" w:cs="Arial"/>
     </w:rPr>
   </w:style>
-  <w:style w:type="paragraph" w:styleId="HTMLAddress">
+  <w:style w:type="paragraph" w:styleId="IndirizzoHTML">
     <w:name w:val="HTML Address"/>
-    <w:basedOn w:val="Normal"/>
+    <w:basedOn w:val="Normale"/>
     <w:rPr>
       <w:i/>
       <w:iCs/>
     </w:rPr>
   </w:style>
-  <w:style w:type="paragraph" w:styleId="EnvelopeReturn">
+  <w:style w:type="paragraph" w:styleId="Indirizzomittente">
     <w:name w:val="envelope return"/>
-    <w:basedOn w:val="Normal"/>
+    <w:basedOn w:val="Normale"/>
     <w:rPr>
       <w:rFonts w:ascii="Arial" w:hAnsi="Arial" w:cs="Arial"/>
       <w:sz w:val="20"/>
@@ -3160,7 +3385,7 @@
   </w:style>
   <w:style w:type="paragraph" w:customStyle="1" w:styleId="Intestazionemessaggio1">
     <w:name w:val="Intestazione messaggio1"/>
-    <w:basedOn w:val="Normal"/>
+    <w:basedOn w:val="Normale"/>
     <w:pPr>
       <w:pBdr>
         <w:top w:val="single" w:sz="6" w:space="1" w:color="000000"/>
@@ -3177,12 +3402,12 @@
   </w:style>
   <w:style w:type="paragraph" w:customStyle="1" w:styleId="Intestazionenota1">
     <w:name w:val="Intestazione nota1"/>
-    <w:basedOn w:val="Normal"/>
-    <w:next w:val="Normal"/>
+    <w:basedOn w:val="Normale"/>
+    <w:next w:val="Normale"/>
   </w:style>
   <w:style w:type="paragraph" w:customStyle="1" w:styleId="Mappadocumento1">
     <w:name w:val="Mappa documento1"/>
-    <w:basedOn w:val="Normal"/>
+    <w:basedOn w:val="Normale"/>
     <w:pPr>
       <w:shd w:val="clear" w:color="auto" w:fill="000080"/>
     </w:pPr>
@@ -3190,13 +3415,13 @@
       <w:rFonts w:ascii="Tahoma" w:hAnsi="Tahoma" w:cs="Tahoma"/>
     </w:rPr>
   </w:style>
-  <w:style w:type="paragraph" w:styleId="NormalWeb">
+  <w:style w:type="paragraph" w:styleId="NormaleWeb">
     <w:name w:val="Normal (Web)"/>
-    <w:basedOn w:val="Normal"/>
+    <w:basedOn w:val="Normale"/>
   </w:style>
   <w:style w:type="paragraph" w:customStyle="1" w:styleId="Numeroelenco1">
     <w:name w:val="Numero elenco1"/>
-    <w:basedOn w:val="Normal"/>
+    <w:basedOn w:val="Normale"/>
     <w:pPr>
       <w:numPr>
         <w:numId w:val="10"/>
@@ -3205,7 +3430,7 @@
   </w:style>
   <w:style w:type="paragraph" w:customStyle="1" w:styleId="Numeroelenco21">
     <w:name w:val="Numero elenco 21"/>
-    <w:basedOn w:val="Normal"/>
+    <w:basedOn w:val="Normale"/>
     <w:pPr>
       <w:numPr>
         <w:numId w:val="5"/>
@@ -3214,7 +3439,7 @@
   </w:style>
   <w:style w:type="paragraph" w:customStyle="1" w:styleId="Numeroelenco31">
     <w:name w:val="Numero elenco 31"/>
-    <w:basedOn w:val="Normal"/>
+    <w:basedOn w:val="Normale"/>
     <w:pPr>
       <w:numPr>
         <w:numId w:val="4"/>
@@ -3223,7 +3448,7 @@
   </w:style>
   <w:style w:type="paragraph" w:customStyle="1" w:styleId="Numeroelenco41">
     <w:name w:val="Numero elenco 41"/>
-    <w:basedOn w:val="Normal"/>
+    <w:basedOn w:val="Normale"/>
     <w:pPr>
       <w:numPr>
         <w:numId w:val="3"/>
@@ -3232,16 +3457,16 @@
   </w:style>
   <w:style w:type="paragraph" w:customStyle="1" w:styleId="Numeroelenco51">
     <w:name w:val="Numero elenco 51"/>
-    <w:basedOn w:val="Normal"/>
+    <w:basedOn w:val="Normale"/>
     <w:pPr>
       <w:numPr>
         <w:numId w:val="2"/>
       </w:numPr>
     </w:pPr>
   </w:style>
-  <w:style w:type="paragraph" w:styleId="HTMLPreformatted">
+  <w:style w:type="paragraph" w:styleId="PreformattatoHTML">
     <w:name w:val="HTML Preformatted"/>
-    <w:basedOn w:val="Normal"/>
+    <w:basedOn w:val="Normale"/>
     <w:rPr>
       <w:rFonts w:ascii="Courier New" w:hAnsi="Courier New" w:cs="Courier New"/>
       <w:sz w:val="20"/>
@@ -3250,7 +3475,7 @@
   </w:style>
   <w:style w:type="paragraph" w:customStyle="1" w:styleId="Primorientrocorpodeltesto1">
     <w:name w:val="Primo rientro corpo del testo1"/>
-    <w:basedOn w:val="BodyText"/>
+    <w:basedOn w:val="Corpotesto"/>
     <w:pPr>
       <w:spacing w:after="120"/>
       <w:ind w:firstLine="210"/>
@@ -3259,7 +3484,7 @@
   </w:style>
   <w:style w:type="paragraph" w:customStyle="1" w:styleId="Primorientrocorpodeltesto21">
     <w:name w:val="Primo rientro corpo del testo 21"/>
-    <w:basedOn w:val="BodyTextIndent"/>
+    <w:basedOn w:val="Rientrocorpodeltesto"/>
     <w:pPr>
       <w:spacing w:after="120" w:line="240" w:lineRule="auto"/>
       <w:ind w:left="283" w:firstLine="210"/>
@@ -3268,7 +3493,7 @@
   </w:style>
   <w:style w:type="paragraph" w:customStyle="1" w:styleId="Puntoelenco1">
     <w:name w:val="Punto elenco1"/>
-    <w:basedOn w:val="Normal"/>
+    <w:basedOn w:val="Normale"/>
     <w:pPr>
       <w:numPr>
         <w:numId w:val="11"/>
@@ -3277,7 +3502,7 @@
   </w:style>
   <w:style w:type="paragraph" w:customStyle="1" w:styleId="Puntoelenco21">
     <w:name w:val="Punto elenco 21"/>
-    <w:basedOn w:val="Normal"/>
+    <w:basedOn w:val="Normale"/>
     <w:pPr>
       <w:numPr>
         <w:numId w:val="9"/>
@@ -3286,7 +3511,7 @@
   </w:style>
   <w:style w:type="paragraph" w:customStyle="1" w:styleId="Puntoelenco31">
     <w:name w:val="Punto elenco 31"/>
-    <w:basedOn w:val="Normal"/>
+    <w:basedOn w:val="Normale"/>
     <w:pPr>
       <w:numPr>
         <w:numId w:val="8"/>
@@ -3295,7 +3520,7 @@
   </w:style>
   <w:style w:type="paragraph" w:customStyle="1" w:styleId="Puntoelenco41">
     <w:name w:val="Punto elenco 41"/>
-    <w:basedOn w:val="Normal"/>
+    <w:basedOn w:val="Normale"/>
     <w:pPr>
       <w:numPr>
         <w:numId w:val="7"/>
@@ -3304,7 +3529,7 @@
   </w:style>
   <w:style w:type="paragraph" w:customStyle="1" w:styleId="Puntoelenco51">
     <w:name w:val="Punto elenco 51"/>
-    <w:basedOn w:val="Normal"/>
+    <w:basedOn w:val="Normale"/>
     <w:pPr>
       <w:numPr>
         <w:numId w:val="6"/>
@@ -3313,7 +3538,7 @@
   </w:style>
   <w:style w:type="paragraph" w:customStyle="1" w:styleId="Rientrocorpodeltesto21">
     <w:name w:val="Rientro corpo del testo 21"/>
-    <w:basedOn w:val="Normal"/>
+    <w:basedOn w:val="Normale"/>
     <w:pPr>
       <w:spacing w:after="120" w:line="480" w:lineRule="auto"/>
       <w:ind w:left="283"/>
@@ -3321,7 +3546,7 @@
   </w:style>
   <w:style w:type="paragraph" w:customStyle="1" w:styleId="Rientrocorpodeltesto31">
     <w:name w:val="Rientro corpo del testo 31"/>
-    <w:basedOn w:val="Normal"/>
+    <w:basedOn w:val="Normale"/>
     <w:pPr>
       <w:spacing w:after="120"/>
       <w:ind w:left="283"/>
@@ -3333,84 +3558,84 @@
   </w:style>
   <w:style w:type="paragraph" w:customStyle="1" w:styleId="Rientronormale1">
     <w:name w:val="Rientro normale1"/>
-    <w:basedOn w:val="Normal"/>
+    <w:basedOn w:val="Normale"/>
     <w:pPr>
       <w:ind w:left="708"/>
     </w:pPr>
   </w:style>
-  <w:style w:type="paragraph" w:styleId="TOC1">
+  <w:style w:type="paragraph" w:styleId="Sommario1">
     <w:name w:val="toc 1"/>
-    <w:basedOn w:val="Normal"/>
-    <w:next w:val="Normal"/>
-  </w:style>
-  <w:style w:type="paragraph" w:styleId="TOC2">
+    <w:basedOn w:val="Normale"/>
+    <w:next w:val="Normale"/>
+  </w:style>
+  <w:style w:type="paragraph" w:styleId="Sommario2">
     <w:name w:val="toc 2"/>
-    <w:basedOn w:val="Normal"/>
-    <w:next w:val="Normal"/>
+    <w:basedOn w:val="Normale"/>
+    <w:next w:val="Normale"/>
     <w:pPr>
       <w:ind w:left="240"/>
     </w:pPr>
   </w:style>
-  <w:style w:type="paragraph" w:styleId="TOC3">
+  <w:style w:type="paragraph" w:styleId="Sommario3">
     <w:name w:val="toc 3"/>
-    <w:basedOn w:val="Normal"/>
-    <w:next w:val="Normal"/>
+    <w:basedOn w:val="Normale"/>
+    <w:next w:val="Normale"/>
     <w:pPr>
       <w:ind w:left="480"/>
     </w:pPr>
   </w:style>
   <w:style w:type="paragraph" w:customStyle="1" w:styleId="Sommario41">
     <w:name w:val="Sommario 41"/>
-    <w:basedOn w:val="Normal"/>
-    <w:next w:val="Normal"/>
+    <w:basedOn w:val="Normale"/>
+    <w:next w:val="Normale"/>
     <w:pPr>
       <w:ind w:left="720"/>
     </w:pPr>
   </w:style>
   <w:style w:type="paragraph" w:customStyle="1" w:styleId="Sommario51">
     <w:name w:val="Sommario 51"/>
-    <w:basedOn w:val="Normal"/>
-    <w:next w:val="Normal"/>
+    <w:basedOn w:val="Normale"/>
+    <w:next w:val="Normale"/>
     <w:pPr>
       <w:ind w:left="960"/>
     </w:pPr>
   </w:style>
   <w:style w:type="paragraph" w:customStyle="1" w:styleId="Sommario61">
     <w:name w:val="Sommario 61"/>
-    <w:basedOn w:val="Normal"/>
-    <w:next w:val="Normal"/>
+    <w:basedOn w:val="Normale"/>
+    <w:next w:val="Normale"/>
     <w:pPr>
       <w:ind w:left="1200"/>
     </w:pPr>
   </w:style>
   <w:style w:type="paragraph" w:customStyle="1" w:styleId="Sommario71">
     <w:name w:val="Sommario 71"/>
-    <w:basedOn w:val="Normal"/>
-    <w:next w:val="Normal"/>
+    <w:basedOn w:val="Normale"/>
+    <w:next w:val="Normale"/>
     <w:pPr>
       <w:ind w:left="1440"/>
     </w:pPr>
   </w:style>
   <w:style w:type="paragraph" w:customStyle="1" w:styleId="Sommario81">
     <w:name w:val="Sommario 81"/>
-    <w:basedOn w:val="Normal"/>
-    <w:next w:val="Normal"/>
+    <w:basedOn w:val="Normale"/>
+    <w:next w:val="Normale"/>
     <w:pPr>
       <w:ind w:left="1680"/>
     </w:pPr>
   </w:style>
   <w:style w:type="paragraph" w:customStyle="1" w:styleId="Sommario91">
     <w:name w:val="Sommario 91"/>
-    <w:basedOn w:val="Normal"/>
-    <w:next w:val="Normal"/>
+    <w:basedOn w:val="Normale"/>
+    <w:next w:val="Normale"/>
     <w:pPr>
       <w:ind w:left="1920"/>
     </w:pPr>
   </w:style>
-  <w:style w:type="paragraph" w:styleId="Subtitle">
+  <w:style w:type="paragraph" w:styleId="Sottotitolo">
     <w:name w:val="Subtitle"/>
-    <w:basedOn w:val="Normal"/>
-    <w:next w:val="BodyText"/>
+    <w:basedOn w:val="Normale"/>
+    <w:next w:val="Corpotesto"/>
     <w:qFormat/>
     <w:pPr>
       <w:spacing w:after="60"/>
@@ -3423,7 +3648,7 @@
   </w:style>
   <w:style w:type="paragraph" w:customStyle="1" w:styleId="Testocommento1">
     <w:name w:val="Testo commento1"/>
-    <w:basedOn w:val="Normal"/>
+    <w:basedOn w:val="Normale"/>
     <w:rPr>
       <w:sz w:val="20"/>
       <w:szCs w:val="20"/>
@@ -3431,7 +3656,7 @@
   </w:style>
   <w:style w:type="paragraph" w:customStyle="1" w:styleId="Testodelblocco1">
     <w:name w:val="Testo del blocco1"/>
-    <w:basedOn w:val="Normal"/>
+    <w:basedOn w:val="Normale"/>
     <w:pPr>
       <w:spacing w:after="120"/>
       <w:ind w:left="1440" w:right="1440"/>
@@ -3460,33 +3685,33 @@
   </w:style>
   <w:style w:type="paragraph" w:customStyle="1" w:styleId="Testonormale1">
     <w:name w:val="Testo normale1"/>
-    <w:basedOn w:val="Normal"/>
+    <w:basedOn w:val="Normale"/>
     <w:rPr>
       <w:rFonts w:ascii="Courier New" w:hAnsi="Courier New" w:cs="Courier New"/>
       <w:sz w:val="20"/>
       <w:szCs w:val="20"/>
     </w:rPr>
   </w:style>
-  <w:style w:type="paragraph" w:styleId="FootnoteText">
+  <w:style w:type="paragraph" w:styleId="Testonotaapidipagina">
     <w:name w:val="footnote text"/>
-    <w:basedOn w:val="Normal"/>
+    <w:basedOn w:val="Normale"/>
     <w:rPr>
       <w:sz w:val="20"/>
       <w:szCs w:val="20"/>
     </w:rPr>
   </w:style>
-  <w:style w:type="paragraph" w:styleId="EndnoteText">
+  <w:style w:type="paragraph" w:styleId="Testonotadichiusura">
     <w:name w:val="endnote text"/>
-    <w:basedOn w:val="Normal"/>
+    <w:basedOn w:val="Normale"/>
     <w:rPr>
       <w:sz w:val="20"/>
       <w:szCs w:val="20"/>
     </w:rPr>
   </w:style>
-  <w:style w:type="paragraph" w:styleId="IndexHeading">
+  <w:style w:type="paragraph" w:styleId="Titoloindice">
     <w:name w:val="index heading"/>
-    <w:basedOn w:val="Normal"/>
-    <w:next w:val="Index1"/>
+    <w:basedOn w:val="Normale"/>
+    <w:next w:val="Indice1"/>
     <w:rPr>
       <w:rFonts w:ascii="Arial" w:hAnsi="Arial" w:cs="Arial"/>
       <w:b/>
@@ -3495,8 +3720,8 @@
   </w:style>
   <w:style w:type="paragraph" w:customStyle="1" w:styleId="Titoloindicefonti1">
     <w:name w:val="Titolo indice fonti1"/>
-    <w:basedOn w:val="Normal"/>
-    <w:next w:val="Normal"/>
+    <w:basedOn w:val="Normale"/>
+    <w:next w:val="Normale"/>
     <w:pPr>
       <w:spacing w:before="120"/>
     </w:pPr>
@@ -3506,9 +3731,9 @@
       <w:bCs/>
     </w:rPr>
   </w:style>
-  <w:style w:type="paragraph" w:styleId="BalloonText">
+  <w:style w:type="paragraph" w:styleId="Testofumetto">
     <w:name w:val="Balloon Text"/>
-    <w:basedOn w:val="Normal"/>
+    <w:basedOn w:val="Normale"/>
     <w:rPr>
       <w:rFonts w:ascii="Tahoma" w:hAnsi="Tahoma" w:cs="Tahoma"/>
       <w:sz w:val="16"/>
@@ -3517,7 +3742,7 @@
   </w:style>
   <w:style w:type="paragraph" w:customStyle="1" w:styleId="Elencoacolori-Colore11">
     <w:name w:val="Elenco a colori - Colore 11"/>
-    <w:basedOn w:val="Normal"/>
+    <w:basedOn w:val="Normale"/>
     <w:pPr>
       <w:spacing w:after="200" w:line="276" w:lineRule="auto"/>
       <w:ind w:left="720"/>
@@ -3543,9 +3768,9 @@
       <w:lang w:val="it-IT" w:eastAsia="ja-JP"/>
     </w:rPr>
   </w:style>
-  <w:style w:type="paragraph" w:styleId="ListParagraph">
+  <w:style w:type="paragraph" w:styleId="Paragrafoelenco">
     <w:name w:val="List Paragraph"/>
-    <w:basedOn w:val="Normal"/>
+    <w:basedOn w:val="Normale"/>
     <w:qFormat/>
     <w:pPr>
       <w:widowControl w:val="0"/>
@@ -3560,7 +3785,7 @@
   </w:style>
   <w:style w:type="paragraph" w:customStyle="1" w:styleId="TableParagraph">
     <w:name w:val="Table Paragraph"/>
-    <w:basedOn w:val="Normal"/>
+    <w:basedOn w:val="Normale"/>
     <w:pPr>
       <w:widowControl w:val="0"/>
       <w:autoSpaceDE w:val="0"/>
@@ -3575,7 +3800,7 @@
   </w:style>
   <w:style w:type="paragraph" w:customStyle="1" w:styleId="Contenutotabella">
     <w:name w:val="Contenuto tabella"/>
-    <w:basedOn w:val="Normal"/>
+    <w:basedOn w:val="Normale"/>
     <w:pPr>
       <w:widowControl w:val="0"/>
       <w:suppressLineNumbers/>
@@ -3594,15 +3819,15 @@
   </w:style>
   <w:style w:type="paragraph" w:customStyle="1" w:styleId="Contenutocorniceuser">
     <w:name w:val="Contenuto cornice (user)"/>
-    <w:basedOn w:val="Normal"/>
+    <w:basedOn w:val="Normale"/>
   </w:style>
   <w:style w:type="paragraph" w:customStyle="1" w:styleId="Contenutocornice">
     <w:name w:val="Contenuto cornice"/>
-    <w:basedOn w:val="Normal"/>
+    <w:basedOn w:val="Normale"/>
   </w:style>
   <w:style w:type="paragraph" w:customStyle="1" w:styleId="Title1">
     <w:name w:val="Title1"/>
-    <w:basedOn w:val="Normal"/>
+    <w:basedOn w:val="Normale"/>
     <w:pPr>
       <w:spacing w:before="83"/>
       <w:ind w:right="2"/>
